--- a/Faculty-AICW Project Report.docx
+++ b/Faculty-AICW Project Report.docx
@@ -623,7 +623,7 @@
           </mc:Choice>
           <mc:Fallback>
             <w:pict>
-              <v:shape id="Freeform 36" o:spid="_x0000_s1026" o:spt="100" style="position:absolute;left:0pt;margin-left:451.55pt;margin-top:-14.55pt;height:12.55pt;width:67.45pt;rotation:-2989835f;z-index:251677696;mso-width-relative:page;mso-height-relative:page;" filled="t" stroked="f" coordsize="1714127,319256" o:gfxdata="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" path="m0,0l1714128,0,1714128,319256,0,319256,0,0xe">
+              <v:shape id="Freeform 36" o:spid="_x0000_s1026" o:spt="100" style="position:absolute;left:0pt;margin-left:451.55pt;margin-top:-14.55pt;height:12.55pt;width:67.45pt;rotation:-2989835f;z-index:251677696;mso-width-relative:page;mso-height-relative:page;" filled="t" stroked="f" coordsize="1714127,319256" o:gfxdata="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" path="m0,0l1714128,0,1714128,319256,0,319256,0,0xe">
                 <v:fill type="frame" on="t" focussize="0,0" recolor="t" rotate="t" r:id="rId6"/>
                 <v:stroke on="f"/>
                 <v:imagedata o:title=""/>
@@ -708,7 +708,7 @@
           </mc:Choice>
           <mc:Fallback>
             <w:pict>
-              <v:shape id="Freeform 35" o:spid="_x0000_s1026" o:spt="100" style="position:absolute;left:0pt;margin-left:424.55pt;margin-top:-8.4pt;height:12.55pt;width:67.5pt;rotation:-2989835f;z-index:251676672;mso-width-relative:page;mso-height-relative:page;" filled="t" stroked="f" coordsize="1714127,319256" o:gfxdata="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" path="m0,0l1714127,0,1714127,319256,0,319256,0,0xe">
+              <v:shape id="Freeform 35" o:spid="_x0000_s1026" o:spt="100" style="position:absolute;left:0pt;margin-left:424.55pt;margin-top:-8.4pt;height:12.55pt;width:67.5pt;rotation:-2989835f;z-index:251676672;mso-width-relative:page;mso-height-relative:page;" filled="t" stroked="f" coordsize="1714127,319256" o:gfxdata="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" path="m0,0l1714127,0,1714127,319256,0,319256,0,0xe">
                 <v:fill type="frame" on="t" focussize="0,0" recolor="t" rotate="t" r:id="rId6"/>
                 <v:stroke on="f"/>
                 <v:imagedata o:title=""/>
@@ -793,7 +793,7 @@
           </mc:Choice>
           <mc:Fallback>
             <w:pict>
-              <v:shape id="Freeform 34" o:spid="_x0000_s1026" o:spt="100" style="position:absolute;left:0pt;margin-left:-27.45pt;margin-top:-44.55pt;height:12.55pt;width:67.5pt;z-index:251675648;mso-width-relative:page;mso-height-relative:page;" filled="t" stroked="f" coordsize="1714127,319256" o:gfxdata="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" path="m0,0l1714127,0,1714127,319257,0,319257,0,0xe">
+              <v:shape id="Freeform 34" o:spid="_x0000_s1026" o:spt="100" style="position:absolute;left:0pt;margin-left:-27.45pt;margin-top:-44.55pt;height:12.55pt;width:67.5pt;z-index:251675648;mso-width-relative:page;mso-height-relative:page;" filled="t" stroked="f" coordsize="1714127,319256" o:gfxdata="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" path="m0,0l1714127,0,1714127,319257,0,319257,0,0xe">
                 <v:fill type="frame" on="t" focussize="0,0" recolor="t" rotate="t" r:id="rId6"/>
                 <v:stroke on="f"/>
                 <v:imagedata o:title=""/>
@@ -1370,7 +1370,7 @@
           </mc:Choice>
           <mc:Fallback>
             <w:pict>
-              <v:shape id="_x0000_s1026" o:spid="_x0000_s1026" o:spt="100" style="position:absolute;left:0pt;margin-left:665.7pt;margin-top:415.45pt;height:12.55pt;width:67.5pt;z-index:251663360;mso-width-relative:page;mso-height-relative:page;" filled="t" stroked="f" coordsize="1714127,319256" o:gfxdata="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" path="m0,0l1714127,0,1714127,319256,0,319256,0,0xe">
+              <v:shape id="_x0000_s1026" o:spid="_x0000_s1026" o:spt="100" style="position:absolute;left:0pt;margin-left:665.7pt;margin-top:415.45pt;height:12.55pt;width:67.5pt;z-index:251663360;mso-width-relative:page;mso-height-relative:page;" filled="t" stroked="f" coordsize="1714127,319256" o:gfxdata="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" path="m0,0l1714127,0,1714127,319256,0,319256,0,0xe">
                 <v:fill type="frame" on="t" focussize="0,0" recolor="t" rotate="t" r:id="rId6"/>
                 <v:stroke on="f"/>
                 <v:imagedata o:title=""/>
@@ -1455,7 +1455,7 @@
           </mc:Choice>
           <mc:Fallback>
             <w:pict>
-              <v:shape id="_x0000_s1026" o:spid="_x0000_s1026" o:spt="100" style="position:absolute;left:0pt;margin-left:688.6pt;margin-top:430.35pt;height:12.55pt;width:67.5pt;z-index:251664384;mso-width-relative:page;mso-height-relative:page;" filled="t" stroked="f" coordsize="1714127,319256" o:gfxdata="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" path="m0,0l1714128,0,1714128,319256,0,319256,0,0xe">
+              <v:shape id="_x0000_s1026" o:spid="_x0000_s1026" o:spt="100" style="position:absolute;left:0pt;margin-left:688.6pt;margin-top:430.35pt;height:12.55pt;width:67.5pt;z-index:251664384;mso-width-relative:page;mso-height-relative:page;" filled="t" stroked="f" coordsize="1714127,319256" o:gfxdata="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" path="m0,0l1714128,0,1714128,319256,0,319256,0,0xe">
                 <v:fill type="frame" on="t" focussize="0,0" recolor="t" rotate="t" r:id="rId6"/>
                 <v:stroke on="f"/>
                 <v:imagedata o:title=""/>
@@ -1740,7 +1740,7 @@
           </mc:Choice>
           <mc:Fallback>
             <w:pict>
-              <v:group id="Group 48" o:spid="_x0000_s1026" o:spt="203" style="position:absolute;left:0pt;margin-left:117.45pt;margin-top:9.5pt;height:20.35pt;width:240.25pt;z-index:251665408;mso-width-relative:page;mso-height-relative:page;" coordorigin="659740,2538275" coordsize="2166264,183584" o:gfxdata="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">
+              <v:group id="Group 48" o:spid="_x0000_s1026" o:spt="203" style="position:absolute;left:0pt;margin-left:117.45pt;margin-top:9.5pt;height:20.35pt;width:240.25pt;z-index:251665408;mso-width-relative:page;mso-height-relative:page;" coordorigin="659740,2538275" coordsize="2166264,183584" o:gfxdata="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">
                 <o:lock v:ext="edit" aspectratio="f"/>
                 <v:shape id="_x0000_s1026" o:spid="_x0000_s1026" o:spt="75" alt="A blue and black logo&#10;&#10;AI-generated content may be incorrect." type="#_x0000_t75" style="position:absolute;left:659740;top:2538275;height:158848;width:632879;" filled="f" o:preferrelative="t" stroked="f" coordsize="21600,21600" o:gfxdata="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">
                   <v:fill on="f" focussize="0,0"/>
@@ -3430,6 +3430,8 @@
           </mc:Fallback>
         </mc:AlternateContent>
       </w:r>
+      <w:bookmarkStart w:id="0" w:name="_GoBack"/>
+      <w:bookmarkEnd w:id="0"/>
       <w:r>
         <w:rPr>
           <w:sz w:val="40"/>
@@ -3542,7 +3544,7 @@
                                   <w:szCs w:val="20"/>
                                   <w:lang w:val="en-US"/>
                                 </w:rPr>
-                                <w:t>Mr. Hrishkesh</w:t>
+                                <w:t xml:space="preserve">Mrs. Uma </w:t>
                               </w:r>
                             </w:p>
                           </w:txbxContent>
@@ -3647,7 +3649,7 @@
                             <w:szCs w:val="20"/>
                             <w:lang w:val="en-US"/>
                           </w:rPr>
-                          <w:t>Mr. Hrishkesh</w:t>
+                          <w:t xml:space="preserve">Mrs. Uma </w:t>
                         </w:r>
                       </w:p>
                     </w:txbxContent>
@@ -10557,6 +10559,322 @@
         </w:rPr>
       </w:pPr>
     </w:p>
+    <w:tbl>
+      <w:tblPr>
+        <w:tblStyle w:val="21"/>
+        <w:tblW w:w="0" w:type="auto"/>
+        <w:tblInd w:w="0" w:type="dxa"/>
+        <w:tblBorders>
+          <w:top w:val="single" w:color="auto" w:sz="4" w:space="0"/>
+          <w:left w:val="single" w:color="auto" w:sz="4" w:space="0"/>
+          <w:bottom w:val="single" w:color="auto" w:sz="4" w:space="0"/>
+          <w:right w:val="single" w:color="auto" w:sz="4" w:space="0"/>
+          <w:insideH w:val="single" w:color="auto" w:sz="4" w:space="0"/>
+          <w:insideV w:val="single" w:color="auto" w:sz="4" w:space="0"/>
+        </w:tblBorders>
+        <w:tblLayout w:type="autofit"/>
+        <w:tblCellMar>
+          <w:top w:w="0" w:type="dxa"/>
+          <w:left w:w="108" w:type="dxa"/>
+          <w:bottom w:w="0" w:type="dxa"/>
+          <w:right w:w="108" w:type="dxa"/>
+        </w:tblCellMar>
+      </w:tblPr>
+      <w:tblGrid>
+        <w:gridCol w:w="3582"/>
+      </w:tblGrid>
+      <w:tr>
+        <w:tblPrEx>
+          <w:tblBorders>
+            <w:top w:val="single" w:color="auto" w:sz="4" w:space="0"/>
+            <w:left w:val="single" w:color="auto" w:sz="4" w:space="0"/>
+            <w:bottom w:val="single" w:color="auto" w:sz="4" w:space="0"/>
+            <w:right w:val="single" w:color="auto" w:sz="4" w:space="0"/>
+            <w:insideH w:val="single" w:color="auto" w:sz="4" w:space="0"/>
+            <w:insideV w:val="single" w:color="auto" w:sz="4" w:space="0"/>
+          </w:tblBorders>
+          <w:tblCellMar>
+            <w:top w:w="0" w:type="dxa"/>
+            <w:left w:w="108" w:type="dxa"/>
+            <w:bottom w:w="0" w:type="dxa"/>
+            <w:right w:w="108" w:type="dxa"/>
+          </w:tblCellMar>
+        </w:tblPrEx>
+        <w:tc>
+          <w:tcPr>
+            <w:tcW w:w="3582" w:type="dxa"/>
+          </w:tcPr>
+          <w:p>
+            <w:pPr>
+              <w:keepNext w:val="0"/>
+              <w:keepLines w:val="0"/>
+              <w:widowControl/>
+              <w:suppressLineNumbers w:val="0"/>
+              <w:spacing w:line="240" w:lineRule="auto"/>
+              <w:jc w:val="both"/>
+              <w:rPr>
+                <w:rFonts w:hint="default" w:ascii="Times New Roman" w:hAnsi="Times New Roman" w:eastAsia="Segoe UI" w:cs="Times New Roman"/>
+                <w:b w:val="0"/>
+                <w:bCs w:val="0"/>
+                <w:i w:val="0"/>
+                <w:iCs w:val="0"/>
+                <w:color w:val="000000" w:themeColor="text1"/>
+                <w:kern w:val="0"/>
+                <w:sz w:val="24"/>
+                <w:szCs w:val="24"/>
+                <w:vertAlign w:val="baseline"/>
+                <w:lang w:val="en-US" w:eastAsia="zh-CN" w:bidi="ar"/>
+                <w14:textFill>
+                  <w14:solidFill>
+                    <w14:schemeClr w14:val="tx1"/>
+                  </w14:solidFill>
+                </w14:textFill>
+              </w:rPr>
+            </w:pPr>
+            <w:r>
+              <w:rPr>
+                <w:rFonts w:hint="default" w:ascii="Times New Roman" w:hAnsi="Times New Roman" w:eastAsia="Segoe UI" w:cs="Times New Roman"/>
+                <w:b w:val="0"/>
+                <w:bCs w:val="0"/>
+                <w:i w:val="0"/>
+                <w:iCs w:val="0"/>
+                <w:color w:val="000000" w:themeColor="text1"/>
+                <w:kern w:val="0"/>
+                <w:sz w:val="24"/>
+                <w:szCs w:val="24"/>
+                <w:vertAlign w:val="baseline"/>
+                <w:lang w:val="en-US" w:eastAsia="zh-CN" w:bidi="ar"/>
+                <w14:textFill>
+                  <w14:solidFill>
+                    <w14:schemeClr w14:val="tx1"/>
+                  </w14:solidFill>
+                </w14:textFill>
+              </w:rPr>
+              <w:t>TE- Teaching Effectiveness</w:t>
+            </w:r>
+          </w:p>
+          <w:p>
+            <w:pPr>
+              <w:pStyle w:val="4"/>
+              <w:widowControl w:val="0"/>
+              <w:spacing w:line="240" w:lineRule="auto"/>
+              <w:jc w:val="both"/>
+              <w:rPr>
+                <w:rFonts w:hint="default" w:ascii="Times New Roman" w:hAnsi="Times New Roman" w:cs="Times New Roman"/>
+                <w:b w:val="0"/>
+                <w:bCs w:val="0"/>
+                <w:color w:val="000000" w:themeColor="text1"/>
+                <w:lang w:val="en-US"/>
+                <w14:textFill>
+                  <w14:solidFill>
+                    <w14:schemeClr w14:val="tx1"/>
+                  </w14:solidFill>
+                </w14:textFill>
+              </w:rPr>
+            </w:pPr>
+            <w:r>
+              <w:rPr>
+                <w:rFonts w:hint="default" w:ascii="Times New Roman" w:hAnsi="Times New Roman" w:eastAsia="Segoe UI" w:cs="Times New Roman"/>
+                <w:b w:val="0"/>
+                <w:bCs w:val="0"/>
+                <w:i w:val="0"/>
+                <w:iCs w:val="0"/>
+                <w:color w:val="000000" w:themeColor="text1"/>
+                <w:kern w:val="0"/>
+                <w:sz w:val="24"/>
+                <w:szCs w:val="24"/>
+                <w:vertAlign w:val="baseline"/>
+                <w:lang w:val="en-US" w:eastAsia="zh-CN" w:bidi="ar"/>
+                <w14:textFill>
+                  <w14:solidFill>
+                    <w14:schemeClr w14:val="tx1"/>
+                  </w14:solidFill>
+                </w14:textFill>
+              </w:rPr>
+              <w:t xml:space="preserve">CC- </w:t>
+            </w:r>
+            <w:r>
+              <w:rPr>
+                <w:rFonts w:hint="default" w:ascii="Times New Roman" w:hAnsi="Times New Roman" w:cs="Times New Roman"/>
+                <w:b w:val="0"/>
+                <w:bCs w:val="0"/>
+                <w:color w:val="000000" w:themeColor="text1"/>
+                <w:lang w:val="en-US"/>
+                <w14:textFill>
+                  <w14:solidFill>
+                    <w14:schemeClr w14:val="tx1"/>
+                  </w14:solidFill>
+                </w14:textFill>
+              </w:rPr>
+              <w:t>Course Content</w:t>
+            </w:r>
+          </w:p>
+          <w:p>
+            <w:pPr>
+              <w:pStyle w:val="4"/>
+              <w:widowControl w:val="0"/>
+              <w:spacing w:line="240" w:lineRule="auto"/>
+              <w:jc w:val="both"/>
+              <w:rPr>
+                <w:rFonts w:hint="default" w:ascii="Times New Roman" w:hAnsi="Times New Roman" w:cs="Times New Roman"/>
+                <w:b w:val="0"/>
+                <w:bCs w:val="0"/>
+                <w:color w:val="000000" w:themeColor="text1"/>
+                <w14:textFill>
+                  <w14:solidFill>
+                    <w14:schemeClr w14:val="tx1"/>
+                  </w14:solidFill>
+                </w14:textFill>
+              </w:rPr>
+            </w:pPr>
+            <w:r>
+              <w:rPr>
+                <w:rFonts w:hint="default" w:ascii="Times New Roman" w:hAnsi="Times New Roman" w:eastAsia="Segoe UI" w:cs="Times New Roman"/>
+                <w:b w:val="0"/>
+                <w:bCs w:val="0"/>
+                <w:i w:val="0"/>
+                <w:iCs w:val="0"/>
+                <w:color w:val="000000" w:themeColor="text1"/>
+                <w:kern w:val="0"/>
+                <w:sz w:val="24"/>
+                <w:szCs w:val="24"/>
+                <w:vertAlign w:val="baseline"/>
+                <w:lang w:val="en-US" w:eastAsia="zh-CN" w:bidi="ar"/>
+                <w14:textFill>
+                  <w14:solidFill>
+                    <w14:schemeClr w14:val="tx1"/>
+                  </w14:solidFill>
+                </w14:textFill>
+              </w:rPr>
+              <w:t>LE-</w:t>
+            </w:r>
+            <w:r>
+              <w:rPr>
+                <w:rFonts w:hint="default" w:ascii="Times New Roman" w:hAnsi="Times New Roman" w:cs="Times New Roman"/>
+                <w:b w:val="0"/>
+                <w:bCs w:val="0"/>
+                <w:color w:val="000000" w:themeColor="text1"/>
+                <w14:textFill>
+                  <w14:solidFill>
+                    <w14:schemeClr w14:val="tx1"/>
+                  </w14:solidFill>
+                </w14:textFill>
+              </w:rPr>
+              <w:t>Learning Experience</w:t>
+            </w:r>
+          </w:p>
+          <w:p>
+            <w:pPr>
+              <w:keepNext w:val="0"/>
+              <w:keepLines w:val="0"/>
+              <w:widowControl/>
+              <w:suppressLineNumbers w:val="0"/>
+              <w:spacing w:line="240" w:lineRule="auto"/>
+              <w:jc w:val="both"/>
+              <w:rPr>
+                <w:rFonts w:hint="default" w:ascii="Times New Roman" w:hAnsi="Times New Roman" w:eastAsia="Segoe UI" w:cs="Times New Roman"/>
+                <w:b w:val="0"/>
+                <w:bCs w:val="0"/>
+                <w:i w:val="0"/>
+                <w:iCs w:val="0"/>
+                <w:color w:val="000000" w:themeColor="text1"/>
+                <w:kern w:val="0"/>
+                <w:sz w:val="24"/>
+                <w:szCs w:val="24"/>
+                <w:vertAlign w:val="baseline"/>
+                <w:lang w:val="en-US" w:eastAsia="zh-CN" w:bidi="ar"/>
+                <w14:textFill>
+                  <w14:solidFill>
+                    <w14:schemeClr w14:val="tx1"/>
+                  </w14:solidFill>
+                </w14:textFill>
+              </w:rPr>
+            </w:pPr>
+            <w:r>
+              <w:rPr>
+                <w:rFonts w:hint="default" w:ascii="Times New Roman" w:hAnsi="Times New Roman" w:eastAsia="Segoe UI" w:cs="Times New Roman"/>
+                <w:b w:val="0"/>
+                <w:bCs w:val="0"/>
+                <w:i w:val="0"/>
+                <w:iCs w:val="0"/>
+                <w:color w:val="000000" w:themeColor="text1"/>
+                <w:kern w:val="0"/>
+                <w:sz w:val="24"/>
+                <w:szCs w:val="24"/>
+                <w:vertAlign w:val="baseline"/>
+                <w:lang w:val="en-US" w:eastAsia="zh-CN" w:bidi="ar"/>
+                <w14:textFill>
+                  <w14:solidFill>
+                    <w14:schemeClr w14:val="tx1"/>
+                  </w14:solidFill>
+                </w14:textFill>
+              </w:rPr>
+              <w:t>FS- Feedback and Support</w:t>
+            </w:r>
+          </w:p>
+          <w:p>
+            <w:pPr>
+              <w:keepNext w:val="0"/>
+              <w:keepLines w:val="0"/>
+              <w:widowControl/>
+              <w:suppressLineNumbers w:val="0"/>
+              <w:spacing w:line="240" w:lineRule="auto"/>
+              <w:jc w:val="both"/>
+              <w:rPr>
+                <w:rFonts w:hint="default" w:ascii="Times New Roman" w:hAnsi="Times New Roman" w:eastAsia="Segoe UI" w:cs="Times New Roman"/>
+                <w:i w:val="0"/>
+                <w:iCs w:val="0"/>
+                <w:kern w:val="0"/>
+                <w:sz w:val="24"/>
+                <w:szCs w:val="24"/>
+                <w:vertAlign w:val="baseline"/>
+                <w:lang w:val="en-US" w:eastAsia="zh-CN" w:bidi="ar"/>
+              </w:rPr>
+            </w:pPr>
+            <w:r>
+              <w:rPr>
+                <w:rFonts w:hint="default" w:ascii="Times New Roman" w:hAnsi="Times New Roman" w:eastAsia="Segoe UI" w:cs="Times New Roman"/>
+                <w:b w:val="0"/>
+                <w:bCs w:val="0"/>
+                <w:i w:val="0"/>
+                <w:iCs w:val="0"/>
+                <w:color w:val="000000" w:themeColor="text1"/>
+                <w:kern w:val="0"/>
+                <w:sz w:val="24"/>
+                <w:szCs w:val="24"/>
+                <w:vertAlign w:val="baseline"/>
+                <w:lang w:val="en-US" w:eastAsia="zh-CN" w:bidi="ar"/>
+                <w14:textFill>
+                  <w14:solidFill>
+                    <w14:schemeClr w14:val="tx1"/>
+                  </w14:solidFill>
+                </w14:textFill>
+              </w:rPr>
+              <w:t>OV- Overall Efeectiveness</w:t>
+            </w:r>
+          </w:p>
+        </w:tc>
+      </w:tr>
+    </w:tbl>
+    <w:p>
+      <w:pPr>
+        <w:keepNext w:val="0"/>
+        <w:keepLines w:val="0"/>
+        <w:widowControl/>
+        <w:suppressLineNumbers w:val="0"/>
+        <w:spacing w:line="360" w:lineRule="auto"/>
+        <w:jc w:val="both"/>
+        <w:rPr>
+          <w:rFonts w:hint="default" w:ascii="Times New Roman" w:hAnsi="Times New Roman" w:eastAsia="Segoe UI" w:cs="Times New Roman"/>
+          <w:i w:val="0"/>
+          <w:iCs w:val="0"/>
+          <w:kern w:val="0"/>
+          <w:sz w:val="24"/>
+          <w:szCs w:val="24"/>
+          <w:lang w:val="en-US" w:eastAsia="zh-CN" w:bidi="ar"/>
+        </w:rPr>
+      </w:pPr>
+    </w:p>
     <w:p>
       <w:pPr>
         <w:keepNext w:val="0"/>
@@ -16444,50 +16762,9 @@
           <w:lang w:val="en-US"/>
         </w:rPr>
       </w:pPr>
-    </w:p>
-    <w:p>
-      <w:pPr>
-        <w:spacing w:before="80"/>
-      </w:pPr>
-    </w:p>
-    <w:p>
-      <w:pPr>
-        <w:spacing w:before="60" w:after="80"/>
-        <w:jc w:val="both"/>
-      </w:pPr>
-      <w:r>
-        <w:rPr>
-          <w:i/>
-          <w:iCs/>
-          <w:color w:val="607D8B"/>
-          <w:sz w:val="20"/>
-          <w:szCs w:val="20"/>
-        </w:rPr>
-        <w:t>[Insert Figure 1: Screenshot of the raw (uncleaned) dataset here.]</w:t>
-      </w:r>
-    </w:p>
-    <w:p>
-      <w:pPr>
-        <w:spacing w:before="60" w:after="80"/>
-        <w:jc w:val="both"/>
-      </w:pPr>
-      <w:r>
-        <w:rPr>
-          <w:i/>
-          <w:iCs/>
-          <w:color w:val="607D8B"/>
-          <w:sz w:val="20"/>
-          <w:szCs w:val="20"/>
-        </w:rPr>
-        <w:t>[Insert Figure 2: Screenshot of the cleaned dataset or data validation summary here.]</w:t>
-      </w:r>
-    </w:p>
-    <w:p>
-      <w:pPr>
-        <w:spacing w:before="280" w:after="120"/>
-      </w:pPr>
-      <w:r>
-        <w:rPr>
+      <w:r>
+        <w:rPr>
+          <w:rFonts w:hint="default"/>
           <w:b/>
           <w:bCs/>
           <w:color w:val="000000"/>
@@ -16495,129 +16772,126 @@
           <w:szCs w:val="26"/>
           <w:lang w:val="en-US"/>
         </w:rPr>
-        <w:t>4.2  Visualization / Output Results</w:t>
-      </w:r>
-    </w:p>
-    <w:p>
-      <w:pPr>
-        <w:spacing w:before="60" w:after="80"/>
-        <w:jc w:val="both"/>
-      </w:pPr>
-      <w:r>
-        <w:rPr>
-          <w:color w:val="222222"/>
-        </w:rPr>
-        <w:t>Present the key visualizations, dashboards, or generated content produced by your project.</w:t>
-      </w:r>
-    </w:p>
-    <w:p>
-      <w:pPr>
-        <w:pStyle w:val="23"/>
+        <w:t xml:space="preserve"> 1. RAW DATASET</w:t>
+      </w:r>
+    </w:p>
+    <w:p>
+      <w:pPr>
+        <w:pStyle w:val="19"/>
+        <w:keepNext w:val="0"/>
+        <w:keepLines w:val="0"/>
+        <w:widowControl/>
+        <w:suppressLineNumbers w:val="0"/>
+      </w:pPr>
+      <w:r>
+        <w:drawing>
+          <wp:inline distT="0" distB="0" distL="114300" distR="114300">
+            <wp:extent cx="6829425" cy="3218180"/>
+            <wp:effectExtent l="0" t="0" r="3175" b="7620"/>
+            <wp:docPr id="10" name="Picture 3" descr="IMG_256"/>
+            <wp:cNvGraphicFramePr>
+              <a:graphicFrameLocks xmlns:a="http://schemas.openxmlformats.org/drawingml/2006/main" noChangeAspect="1"/>
+            </wp:cNvGraphicFramePr>
+            <a:graphic xmlns:a="http://schemas.openxmlformats.org/drawingml/2006/main">
+              <a:graphicData uri="http://schemas.openxmlformats.org/drawingml/2006/picture">
+                <pic:pic xmlns:pic="http://schemas.openxmlformats.org/drawingml/2006/picture">
+                  <pic:nvPicPr>
+                    <pic:cNvPr id="10" name="Picture 3" descr="IMG_256"/>
+                    <pic:cNvPicPr>
+                      <a:picLocks noChangeAspect="1"/>
+                    </pic:cNvPicPr>
+                  </pic:nvPicPr>
+                  <pic:blipFill>
+                    <a:blip r:embed="rId13"/>
+                    <a:stretch>
+                      <a:fillRect/>
+                    </a:stretch>
+                  </pic:blipFill>
+                  <pic:spPr>
+                    <a:xfrm>
+                      <a:off x="0" y="0"/>
+                      <a:ext cx="6829425" cy="3218180"/>
+                    </a:xfrm>
+                    <a:prstGeom prst="rect">
+                      <a:avLst/>
+                    </a:prstGeom>
+                    <a:noFill/>
+                    <a:ln w="9525">
+                      <a:noFill/>
+                    </a:ln>
+                  </pic:spPr>
+                </pic:pic>
+              </a:graphicData>
+            </a:graphic>
+          </wp:inline>
+        </w:drawing>
+      </w:r>
+    </w:p>
+    <w:p>
+      <w:pPr>
+        <w:pStyle w:val="19"/>
+        <w:keepNext w:val="0"/>
+        <w:keepLines w:val="0"/>
+        <w:widowControl/>
+        <w:suppressLineNumbers w:val="0"/>
+      </w:pPr>
+      <w:r>
+        <w:drawing>
+          <wp:inline distT="0" distB="0" distL="114300" distR="114300">
+            <wp:extent cx="6821170" cy="3484880"/>
+            <wp:effectExtent l="0" t="0" r="11430" b="7620"/>
+            <wp:docPr id="11" name="Picture 4" descr="IMG_256"/>
+            <wp:cNvGraphicFramePr>
+              <a:graphicFrameLocks xmlns:a="http://schemas.openxmlformats.org/drawingml/2006/main" noChangeAspect="1"/>
+            </wp:cNvGraphicFramePr>
+            <a:graphic xmlns:a="http://schemas.openxmlformats.org/drawingml/2006/main">
+              <a:graphicData uri="http://schemas.openxmlformats.org/drawingml/2006/picture">
+                <pic:pic xmlns:pic="http://schemas.openxmlformats.org/drawingml/2006/picture">
+                  <pic:nvPicPr>
+                    <pic:cNvPr id="11" name="Picture 4" descr="IMG_256"/>
+                    <pic:cNvPicPr>
+                      <a:picLocks noChangeAspect="1"/>
+                    </pic:cNvPicPr>
+                  </pic:nvPicPr>
+                  <pic:blipFill>
+                    <a:blip r:embed="rId14"/>
+                    <a:stretch>
+                      <a:fillRect/>
+                    </a:stretch>
+                  </pic:blipFill>
+                  <pic:spPr>
+                    <a:xfrm>
+                      <a:off x="0" y="0"/>
+                      <a:ext cx="6821170" cy="3484880"/>
+                    </a:xfrm>
+                    <a:prstGeom prst="rect">
+                      <a:avLst/>
+                    </a:prstGeom>
+                    <a:noFill/>
+                    <a:ln w="9525">
+                      <a:noFill/>
+                    </a:ln>
+                  </pic:spPr>
+                </pic:pic>
+              </a:graphicData>
+            </a:graphic>
+          </wp:inline>
+        </w:drawing>
+      </w:r>
+    </w:p>
+    <w:p>
+      <w:pPr>
+        <w:spacing w:before="80"/>
+      </w:pPr>
+    </w:p>
+    <w:p>
+      <w:pPr>
         <w:numPr>
-          <w:ilvl w:val="0"/>
-          <w:numId w:val="13"/>
+          <w:ilvl w:val="1"/>
+          <w:numId w:val="5"/>
         </w:numPr>
-        <w:spacing w:before="60" w:after="60"/>
-      </w:pPr>
-      <w:r>
-        <w:rPr>
-          <w:color w:val="222222"/>
-        </w:rPr>
-        <w:t>Dashboard / Chart 1: [Describe what this visual shows — e.g., Monthly Revenue Trend Bar Chart]</w:t>
-      </w:r>
-    </w:p>
-    <w:p>
-      <w:pPr>
-        <w:pStyle w:val="23"/>
-        <w:numPr>
-          <w:ilvl w:val="0"/>
-          <w:numId w:val="13"/>
-        </w:numPr>
-        <w:spacing w:before="60" w:after="60"/>
-      </w:pPr>
-      <w:r>
-        <w:rPr>
-          <w:color w:val="222222"/>
-        </w:rPr>
-        <w:t>Dashboard / Chart 2: [Describe — e.g., Regional Sales Performance Map]</w:t>
-      </w:r>
-    </w:p>
-    <w:p>
-      <w:pPr>
-        <w:pStyle w:val="23"/>
-        <w:numPr>
-          <w:ilvl w:val="0"/>
-          <w:numId w:val="13"/>
-        </w:numPr>
-        <w:spacing w:before="60" w:after="60"/>
-      </w:pPr>
-      <w:r>
-        <w:rPr>
-          <w:color w:val="222222"/>
-        </w:rPr>
-        <w:t>Dashboard / Chart 3: [Describe — e.g., Top 10 Products by Profit Margin]</w:t>
-      </w:r>
-    </w:p>
-    <w:p>
-      <w:pPr>
-        <w:pStyle w:val="23"/>
-        <w:numPr>
-          <w:ilvl w:val="0"/>
-          <w:numId w:val="13"/>
-        </w:numPr>
-        <w:spacing w:before="60" w:after="60"/>
-      </w:pPr>
-      <w:r>
-        <w:rPr>
-          <w:color w:val="222222"/>
-          <w:lang w:val="en-US"/>
-        </w:rPr>
-        <w:t>[Add additional visuals as needed for your project.]</w:t>
-      </w:r>
-    </w:p>
-    <w:p>
-      <w:pPr>
-        <w:spacing w:before="80"/>
-      </w:pPr>
-    </w:p>
-    <w:p>
-      <w:pPr>
-        <w:spacing w:before="60" w:after="80"/>
-        <w:jc w:val="both"/>
-      </w:pPr>
-      <w:r>
-        <w:rPr>
-          <w:i/>
-          <w:iCs/>
-          <w:color w:val="607D8B"/>
-          <w:sz w:val="20"/>
-          <w:szCs w:val="20"/>
-        </w:rPr>
-        <w:t>[Insert Figure 3: Screenshot of your main dashboard / report / output here.]</w:t>
-      </w:r>
-    </w:p>
-    <w:p>
-      <w:pPr>
-        <w:spacing w:before="60" w:after="80"/>
-        <w:jc w:val="both"/>
-      </w:pPr>
-      <w:r>
-        <w:rPr>
-          <w:i/>
-          <w:iCs/>
-          <w:color w:val="607D8B"/>
-          <w:sz w:val="20"/>
-          <w:szCs w:val="20"/>
-          <w:lang w:val="en-US"/>
-        </w:rPr>
-        <w:t>[Insert Figure 4: Screenshot of additional visualization or chart here.]</w:t>
-      </w:r>
-    </w:p>
-    <w:p>
-      <w:pPr>
         <w:spacing w:before="280" w:after="120"/>
-      </w:pPr>
-      <w:r>
+        <w:ind w:left="0" w:leftChars="0" w:firstLine="0" w:firstLineChars="0"/>
         <w:rPr>
           <w:b/>
           <w:bCs/>
@@ -16626,147 +16900,6 @@
           <w:szCs w:val="26"/>
           <w:lang w:val="en-US"/>
         </w:rPr>
-        <w:t>4.3  AI Tool Integration Results</w:t>
-      </w:r>
-    </w:p>
-    <w:p>
-      <w:pPr>
-        <w:spacing w:before="60" w:after="80"/>
-        <w:jc w:val="both"/>
-      </w:pPr>
-      <w:r>
-        <w:rPr>
-          <w:color w:val="222222"/>
-        </w:rPr>
-        <w:t>Describe how the AI tool (Copilot or Chatbot) was used in your project and what results it produced.</w:t>
-      </w:r>
-    </w:p>
-    <w:p>
-      <w:pPr>
-        <w:pStyle w:val="23"/>
-        <w:numPr>
-          <w:ilvl w:val="0"/>
-          <w:numId w:val="13"/>
-        </w:numPr>
-        <w:spacing w:before="60" w:after="60"/>
-      </w:pPr>
-      <w:r>
-        <w:rPr>
-          <w:color w:val="222222"/>
-        </w:rPr>
-        <w:t>Tool used: [Microsoft Copilot / ChatGPT / Google Gemini / other]</w:t>
-      </w:r>
-    </w:p>
-    <w:p>
-      <w:pPr>
-        <w:pStyle w:val="23"/>
-        <w:numPr>
-          <w:ilvl w:val="0"/>
-          <w:numId w:val="13"/>
-        </w:numPr>
-        <w:spacing w:before="60" w:after="60"/>
-      </w:pPr>
-      <w:r>
-        <w:rPr>
-          <w:color w:val="222222"/>
-        </w:rPr>
-        <w:t>Prompts used: [Share 2–3 key prompts you used in the project.]</w:t>
-      </w:r>
-    </w:p>
-    <w:p>
-      <w:pPr>
-        <w:pStyle w:val="23"/>
-        <w:numPr>
-          <w:ilvl w:val="0"/>
-          <w:numId w:val="13"/>
-        </w:numPr>
-        <w:spacing w:before="60" w:after="60"/>
-      </w:pPr>
-      <w:r>
-        <w:rPr>
-          <w:color w:val="222222"/>
-        </w:rPr>
-        <w:t>Output quality: [Describe the quality and usefulness of the AI-generated output.]</w:t>
-      </w:r>
-    </w:p>
-    <w:p>
-      <w:pPr>
-        <w:pStyle w:val="23"/>
-        <w:numPr>
-          <w:ilvl w:val="0"/>
-          <w:numId w:val="13"/>
-        </w:numPr>
-        <w:spacing w:before="60" w:after="60"/>
-      </w:pPr>
-      <w:r>
-        <w:rPr>
-          <w:color w:val="222222"/>
-        </w:rPr>
-        <w:t>How it enhanced the project: [Explain how using AI made the analysis or content faster, better, or more insightful.]</w:t>
-      </w:r>
-    </w:p>
-    <w:p>
-      <w:pPr>
-        <w:spacing w:before="80"/>
-      </w:pPr>
-    </w:p>
-    <w:p>
-      <w:pPr>
-        <w:spacing w:before="60" w:after="80"/>
-        <w:jc w:val="both"/>
-      </w:pPr>
-      <w:r>
-        <w:rPr>
-          <w:i/>
-          <w:iCs/>
-          <w:color w:val="607D8B"/>
-          <w:sz w:val="20"/>
-          <w:szCs w:val="20"/>
-        </w:rPr>
-        <w:t>[Insert Figure 5: Screenshot of the AI tool (Copilot / Chatbot) in use during your project.]</w:t>
-      </w:r>
-    </w:p>
-    <w:p>
-      <w:r>
-        <w:br w:type="page"/>
-      </w:r>
-    </w:p>
-    <w:p>
-      <w:pPr>
-        <w:spacing w:before="360" w:after="60"/>
-      </w:pPr>
-      <w:r>
-        <w:rPr>
-          <w:b/>
-          <w:bCs/>
-          <w:color w:val="607D8B"/>
-          <w:sz w:val="20"/>
-          <w:szCs w:val="20"/>
-        </w:rPr>
-        <w:t>CHAPTER 5</w:t>
-      </w:r>
-    </w:p>
-    <w:p>
-      <w:pPr>
-        <w:pBdr>
-          <w:bottom w:val="single" w:color="1B3A8A" w:sz="8" w:space="2"/>
-        </w:pBdr>
-        <w:spacing w:after="200"/>
-      </w:pPr>
-      <w:r>
-        <w:rPr>
-          <w:b/>
-          <w:bCs/>
-          <w:color w:val="1B3A8A"/>
-          <w:sz w:val="36"/>
-          <w:szCs w:val="36"/>
-        </w:rPr>
-        <w:t>Discussion and Conclusion</w:t>
-      </w:r>
-    </w:p>
-    <w:p>
-      <w:pPr>
-        <w:spacing w:before="280" w:after="120"/>
       </w:pPr>
       <w:r>
         <w:rPr>
@@ -16777,237 +16910,19 @@
           <w:szCs w:val="26"/>
           <w:lang w:val="en-US"/>
         </w:rPr>
-        <w:t>5.1  Key Findings</w:t>
-      </w:r>
-    </w:p>
-    <w:p>
-      <w:pPr>
-        <w:pStyle w:val="19"/>
-        <w:keepNext w:val="0"/>
-        <w:keepLines w:val="0"/>
-        <w:widowControl/>
-        <w:suppressLineNumbers w:val="0"/>
-      </w:pPr>
-      <w:r>
-        <w:t xml:space="preserve">• After data cleaning and transformation, </w:t>
-      </w:r>
-      <w:r>
-        <w:rPr>
-          <w:rStyle w:val="20"/>
-        </w:rPr>
-        <w:t>309 valid responses</w:t>
-      </w:r>
-      <w:r>
-        <w:t xml:space="preserve"> were analyzed, ensuring accuracy and consistency in the dashboard insights.</w:t>
-      </w:r>
-    </w:p>
-    <w:p>
-      <w:pPr>
-        <w:pStyle w:val="19"/>
-        <w:keepNext w:val="0"/>
-        <w:keepLines w:val="0"/>
-        <w:widowControl/>
-        <w:suppressLineNumbers w:val="0"/>
-      </w:pPr>
-      <w:r>
-        <w:t xml:space="preserve">• The overall average satisfaction score was </w:t>
-      </w:r>
-      <w:r>
-        <w:rPr>
-          <w:rStyle w:val="20"/>
-        </w:rPr>
-        <w:t>4.17 out of 5</w:t>
-      </w:r>
-      <w:r>
-        <w:t xml:space="preserve">, indicating a </w:t>
-      </w:r>
-      <w:r>
-        <w:rPr>
-          <w:rStyle w:val="20"/>
-        </w:rPr>
-        <w:t>high level of student satisfaction</w:t>
-      </w:r>
-      <w:r>
-        <w:t xml:space="preserve"> with teaching and learning practices.</w:t>
-      </w:r>
-    </w:p>
-    <w:p>
-      <w:pPr>
-        <w:pStyle w:val="19"/>
-        <w:keepNext w:val="0"/>
-        <w:keepLines w:val="0"/>
-        <w:widowControl/>
-        <w:suppressLineNumbers w:val="0"/>
-      </w:pPr>
-      <w:r>
-        <w:t xml:space="preserve">• </w:t>
-      </w:r>
-      <w:r>
-        <w:rPr>
-          <w:rStyle w:val="20"/>
-        </w:rPr>
-        <w:t>Overall Teaching Effectiveness (4.20)</w:t>
-      </w:r>
-      <w:r>
-        <w:t xml:space="preserve"> and </w:t>
-      </w:r>
-      <w:r>
-        <w:rPr>
-          <w:rStyle w:val="20"/>
-        </w:rPr>
-        <w:t>Teaching Methodology (4.36)</w:t>
-      </w:r>
-      <w:r>
-        <w:t xml:space="preserve"> emerged as the strongest areas, showing that students highly value clarity and effective teaching methods.</w:t>
-      </w:r>
-    </w:p>
-    <w:p>
-      <w:pPr>
-        <w:pStyle w:val="19"/>
-        <w:keepNext w:val="0"/>
-        <w:keepLines w:val="0"/>
-        <w:widowControl/>
-        <w:suppressLineNumbers w:val="0"/>
-      </w:pPr>
-      <w:r>
-        <w:t xml:space="preserve">• </w:t>
-      </w:r>
-      <w:r>
-        <w:rPr>
-          <w:rStyle w:val="20"/>
-        </w:rPr>
-        <w:t>Feedback &amp; Support-related aspects</w:t>
-      </w:r>
-      <w:r>
-        <w:t xml:space="preserve">, such as student satisfaction and instructor approachability (scores around </w:t>
-      </w:r>
-      <w:r>
-        <w:rPr>
-          <w:rStyle w:val="20"/>
-        </w:rPr>
-        <w:t>3.9–4.0</w:t>
-      </w:r>
-      <w:r>
-        <w:t>), were comparatively lower, indicating areas for improvement.</w:t>
-      </w:r>
-    </w:p>
-    <w:p>
-      <w:pPr>
-        <w:pStyle w:val="19"/>
-        <w:keepNext w:val="0"/>
-        <w:keepLines w:val="0"/>
-        <w:widowControl/>
-        <w:suppressLineNumbers w:val="0"/>
-      </w:pPr>
-      <w:r>
-        <w:t xml:space="preserve">• Approximately </w:t>
-      </w:r>
-      <w:r>
-        <w:rPr>
-          <w:rStyle w:val="20"/>
-        </w:rPr>
-        <w:t>76.4% of responses</w:t>
-      </w:r>
-      <w:r>
-        <w:t xml:space="preserve"> fell under </w:t>
-      </w:r>
-      <w:r>
-        <w:rPr>
-          <w:rStyle w:val="20"/>
-        </w:rPr>
-        <w:t>Agree and Strongly Agree</w:t>
-      </w:r>
-      <w:r>
-        <w:t>, reflecting a predominantly positive perception among students.</w:t>
-      </w:r>
-    </w:p>
-    <w:p>
-      <w:pPr>
-        <w:pStyle w:val="19"/>
-        <w:keepNext w:val="0"/>
-        <w:keepLines w:val="0"/>
-        <w:widowControl/>
-        <w:suppressLineNumbers w:val="0"/>
-      </w:pPr>
-      <w:r>
-        <w:t xml:space="preserve">• Class-wise analysis showed that </w:t>
-      </w:r>
-      <w:r>
-        <w:rPr>
-          <w:rStyle w:val="20"/>
-        </w:rPr>
-        <w:t>SYBMS and TYBMS students reported slightly higher satisfaction</w:t>
-      </w:r>
-      <w:r>
-        <w:t xml:space="preserve"> compared to FYBMS, suggesting improved learning experiences at advanced levels.</w:t>
-      </w:r>
-    </w:p>
-    <w:p>
-      <w:pPr>
-        <w:pStyle w:val="19"/>
-        <w:keepNext w:val="0"/>
-        <w:keepLines w:val="0"/>
-        <w:widowControl/>
-        <w:suppressLineNumbers w:val="0"/>
-      </w:pPr>
-      <w:r>
-        <w:t xml:space="preserve">• Question-level analysis helped identify </w:t>
-      </w:r>
-      <w:r>
-        <w:rPr>
-          <w:rStyle w:val="20"/>
-        </w:rPr>
-        <w:t>specific strengths (e.g., teaching methods, feedback quality)</w:t>
-      </w:r>
-      <w:r>
-        <w:t xml:space="preserve"> and </w:t>
-      </w:r>
-      <w:r>
-        <w:rPr>
-          <w:rStyle w:val="20"/>
-        </w:rPr>
-        <w:t>weak areas (e.g., engagement, support systems)</w:t>
-      </w:r>
-      <w:r>
-        <w:t>, enabling targeted improvements.</w:t>
-      </w:r>
-    </w:p>
-    <w:p>
-      <w:pPr>
-        <w:pStyle w:val="19"/>
-        <w:keepNext w:val="0"/>
-        <w:keepLines w:val="0"/>
-        <w:widowControl/>
-        <w:suppressLineNumbers w:val="0"/>
-      </w:pPr>
-      <w:r>
-        <w:t xml:space="preserve">• The use of Power BI enabled </w:t>
-      </w:r>
-      <w:r>
-        <w:rPr>
-          <w:rStyle w:val="20"/>
-        </w:rPr>
-        <w:t>efficient data modeling, visualization, and automated insight generation</w:t>
-      </w:r>
-      <w:r>
-        <w:t xml:space="preserve">, simulating an </w:t>
-      </w:r>
-      <w:r>
-        <w:rPr>
-          <w:rStyle w:val="20"/>
-        </w:rPr>
-        <w:t>AI-powered feedback analysis system</w:t>
-      </w:r>
-      <w:r>
-        <w:t>.</w:t>
-      </w:r>
-    </w:p>
-    <w:p>
-      <w:pPr>
+        <w:t xml:space="preserve"> Visualization / Output Results</w:t>
+      </w:r>
+    </w:p>
+    <w:p>
+      <w:pPr>
+        <w:numPr>
+          <w:ilvl w:val="0"/>
+          <w:numId w:val="13"/>
+        </w:numPr>
         <w:spacing w:before="280" w:after="120"/>
-      </w:pPr>
-      <w:r>
-        <w:rPr>
+        <w:ind w:leftChars="0"/>
+        <w:rPr>
+          <w:rFonts w:hint="default"/>
           <w:b/>
           <w:bCs/>
           <w:color w:val="000000"/>
@@ -17015,6 +16930,785 @@
           <w:szCs w:val="26"/>
           <w:lang w:val="en-US"/>
         </w:rPr>
+      </w:pPr>
+      <w:r>
+        <w:rPr>
+          <w:rFonts w:hint="default"/>
+          <w:b/>
+          <w:bCs/>
+          <w:color w:val="000000"/>
+          <w:sz w:val="26"/>
+          <w:szCs w:val="26"/>
+          <w:lang w:val="en-US"/>
+        </w:rPr>
+        <w:t>Data Model</w:t>
+      </w:r>
+    </w:p>
+    <w:p>
+      <w:pPr>
+        <w:spacing w:before="280" w:after="120"/>
+        <w:rPr>
+          <w:b/>
+          <w:bCs/>
+          <w:color w:val="000000"/>
+          <w:sz w:val="26"/>
+          <w:szCs w:val="26"/>
+          <w:lang w:val="en-US"/>
+        </w:rPr>
+      </w:pPr>
+      <w:r>
+        <w:drawing>
+          <wp:inline distT="0" distB="0" distL="114300" distR="114300">
+            <wp:extent cx="6862445" cy="3284220"/>
+            <wp:effectExtent l="0" t="0" r="8255" b="5080"/>
+            <wp:docPr id="8" name="Picture 2" descr="IMG_256"/>
+            <wp:cNvGraphicFramePr>
+              <a:graphicFrameLocks xmlns:a="http://schemas.openxmlformats.org/drawingml/2006/main" noChangeAspect="1"/>
+            </wp:cNvGraphicFramePr>
+            <a:graphic xmlns:a="http://schemas.openxmlformats.org/drawingml/2006/main">
+              <a:graphicData uri="http://schemas.openxmlformats.org/drawingml/2006/picture">
+                <pic:pic xmlns:pic="http://schemas.openxmlformats.org/drawingml/2006/picture">
+                  <pic:nvPicPr>
+                    <pic:cNvPr id="8" name="Picture 2" descr="IMG_256"/>
+                    <pic:cNvPicPr>
+                      <a:picLocks noChangeAspect="1"/>
+                    </pic:cNvPicPr>
+                  </pic:nvPicPr>
+                  <pic:blipFill>
+                    <a:blip r:embed="rId15"/>
+                    <a:srcRect b="12354"/>
+                    <a:stretch>
+                      <a:fillRect/>
+                    </a:stretch>
+                  </pic:blipFill>
+                  <pic:spPr>
+                    <a:xfrm>
+                      <a:off x="0" y="0"/>
+                      <a:ext cx="6862445" cy="3284220"/>
+                    </a:xfrm>
+                    <a:prstGeom prst="rect">
+                      <a:avLst/>
+                    </a:prstGeom>
+                    <a:noFill/>
+                    <a:ln w="9525">
+                      <a:noFill/>
+                    </a:ln>
+                  </pic:spPr>
+                </pic:pic>
+              </a:graphicData>
+            </a:graphic>
+          </wp:inline>
+        </w:drawing>
+      </w:r>
+    </w:p>
+    <w:p>
+      <w:pPr>
+        <w:pStyle w:val="19"/>
+        <w:keepNext w:val="0"/>
+        <w:keepLines w:val="0"/>
+        <w:widowControl/>
+        <w:suppressLineNumbers w:val="0"/>
+        <w:rPr>
+          <w14:shadow w14:blurRad="50800" w14:dist="50800" w14:dir="5400000" w14:sx="1000" w14:sy="1000" w14:kx="0" w14:ky="0" w14:algn="ctr">
+            <w14:srgbClr w14:val="000000">
+              <w14:alpha w14:val="30000"/>
+            </w14:srgbClr>
+          </w14:shadow>
+        </w:rPr>
+      </w:pPr>
+      <w:r>
+        <w:drawing>
+          <wp:inline distT="0" distB="0" distL="114300" distR="114300">
+            <wp:extent cx="6922770" cy="3987165"/>
+            <wp:effectExtent l="0" t="0" r="0" b="0"/>
+            <wp:docPr id="1" name="Picture 1" descr="IMG_256"/>
+            <wp:cNvGraphicFramePr>
+              <a:graphicFrameLocks xmlns:a="http://schemas.openxmlformats.org/drawingml/2006/main" noChangeAspect="1"/>
+            </wp:cNvGraphicFramePr>
+            <a:graphic xmlns:a="http://schemas.openxmlformats.org/drawingml/2006/main">
+              <a:graphicData uri="http://schemas.openxmlformats.org/drawingml/2006/picture">
+                <pic:pic xmlns:pic="http://schemas.openxmlformats.org/drawingml/2006/picture">
+                  <pic:nvPicPr>
+                    <pic:cNvPr id="1" name="Picture 1" descr="IMG_256"/>
+                    <pic:cNvPicPr>
+                      <a:picLocks noChangeAspect="1"/>
+                    </pic:cNvPicPr>
+                  </pic:nvPicPr>
+                  <pic:blipFill>
+                    <a:blip r:embed="rId16"/>
+                    <a:srcRect l="-977" t="-2736" r="-1520" b="-2736"/>
+                    <a:stretch>
+                      <a:fillRect/>
+                    </a:stretch>
+                  </pic:blipFill>
+                  <pic:spPr>
+                    <a:xfrm>
+                      <a:off x="0" y="0"/>
+                      <a:ext cx="6922770" cy="3987165"/>
+                    </a:xfrm>
+                    <a:prstGeom prst="rect">
+                      <a:avLst/>
+                    </a:prstGeom>
+                    <a:noFill/>
+                    <a:ln w="9525">
+                      <a:noFill/>
+                    </a:ln>
+                  </pic:spPr>
+                </pic:pic>
+              </a:graphicData>
+            </a:graphic>
+          </wp:inline>
+        </w:drawing>
+      </w:r>
+    </w:p>
+    <w:p>
+      <w:pPr>
+        <w:pStyle w:val="19"/>
+        <w:keepNext w:val="0"/>
+        <w:keepLines w:val="0"/>
+        <w:widowControl/>
+        <w:suppressLineNumbers w:val="0"/>
+      </w:pPr>
+    </w:p>
+    <w:p>
+      <w:pPr>
+        <w:spacing w:before="280" w:after="120"/>
+        <w:rPr>
+          <w:b/>
+          <w:bCs/>
+          <w:color w:val="000000"/>
+          <w:sz w:val="26"/>
+          <w:szCs w:val="26"/>
+          <w:lang w:val="en-US"/>
+        </w:rPr>
+      </w:pPr>
+    </w:p>
+    <w:p>
+      <w:pPr>
+        <w:spacing w:before="280" w:after="120"/>
+      </w:pPr>
+      <w:r>
+        <w:rPr>
+          <w:b/>
+          <w:bCs/>
+          <w:color w:val="000000"/>
+          <w:sz w:val="26"/>
+          <w:szCs w:val="26"/>
+          <w:lang w:val="en-US"/>
+        </w:rPr>
+        <w:t>4.3  AI Tool Integration Results</w:t>
+      </w:r>
+    </w:p>
+    <w:p>
+      <w:pPr>
+        <w:spacing w:before="80"/>
+        <w:rPr>
+          <w:rFonts w:hint="default"/>
+          <w:lang w:val="en-US"/>
+        </w:rPr>
+      </w:pPr>
+    </w:p>
+    <w:p>
+      <w:pPr>
+        <w:spacing w:before="80"/>
+        <w:rPr>
+          <w:rFonts w:hint="default"/>
+          <w:lang w:val="en-US"/>
+        </w:rPr>
+      </w:pPr>
+      <w:r>
+        <w:rPr>
+          <w:rFonts w:hint="default"/>
+          <w:lang w:val="en-US"/>
+        </w:rPr>
+        <w:t>ChatGPT</w:t>
+      </w:r>
+    </w:p>
+    <w:p>
+      <w:pPr>
+        <w:pStyle w:val="19"/>
+        <w:keepNext w:val="0"/>
+        <w:keepLines w:val="0"/>
+        <w:widowControl/>
+        <w:suppressLineNumbers w:val="0"/>
+      </w:pPr>
+      <w:r>
+        <w:drawing>
+          <wp:inline distT="0" distB="0" distL="114300" distR="114300">
+            <wp:extent cx="6804660" cy="2771140"/>
+            <wp:effectExtent l="0" t="0" r="2540" b="10160"/>
+            <wp:docPr id="13" name="Picture 5" descr="IMG_256"/>
+            <wp:cNvGraphicFramePr>
+              <a:graphicFrameLocks xmlns:a="http://schemas.openxmlformats.org/drawingml/2006/main" noChangeAspect="1"/>
+            </wp:cNvGraphicFramePr>
+            <a:graphic xmlns:a="http://schemas.openxmlformats.org/drawingml/2006/main">
+              <a:graphicData uri="http://schemas.openxmlformats.org/drawingml/2006/picture">
+                <pic:pic xmlns:pic="http://schemas.openxmlformats.org/drawingml/2006/picture">
+                  <pic:nvPicPr>
+                    <pic:cNvPr id="13" name="Picture 5" descr="IMG_256"/>
+                    <pic:cNvPicPr>
+                      <a:picLocks noChangeAspect="1"/>
+                    </pic:cNvPicPr>
+                  </pic:nvPicPr>
+                  <pic:blipFill>
+                    <a:blip r:embed="rId17"/>
+                    <a:stretch>
+                      <a:fillRect/>
+                    </a:stretch>
+                  </pic:blipFill>
+                  <pic:spPr>
+                    <a:xfrm>
+                      <a:off x="0" y="0"/>
+                      <a:ext cx="6804660" cy="2771140"/>
+                    </a:xfrm>
+                    <a:prstGeom prst="rect">
+                      <a:avLst/>
+                    </a:prstGeom>
+                    <a:noFill/>
+                    <a:ln w="9525">
+                      <a:noFill/>
+                    </a:ln>
+                  </pic:spPr>
+                </pic:pic>
+              </a:graphicData>
+            </a:graphic>
+          </wp:inline>
+        </w:drawing>
+      </w:r>
+    </w:p>
+    <w:p>
+      <w:pPr>
+        <w:spacing w:line="360" w:lineRule="auto"/>
+        <w:jc w:val="both"/>
+        <w:rPr>
+          <w:rFonts w:hint="default" w:ascii="Times New Roman" w:hAnsi="Times New Roman" w:eastAsia="SimSun" w:cs="Times New Roman"/>
+          <w:sz w:val="24"/>
+          <w:szCs w:val="24"/>
+        </w:rPr>
+      </w:pPr>
+      <w:r>
+        <w:rPr>
+          <w:rFonts w:hint="default" w:ascii="Times New Roman" w:hAnsi="Times New Roman" w:eastAsia="SimSun" w:cs="Times New Roman"/>
+          <w:b/>
+          <w:bCs/>
+          <w:sz w:val="24"/>
+          <w:szCs w:val="24"/>
+          <w:lang w:val="en-US"/>
+        </w:rPr>
+        <w:t>Prompt 1:</w:t>
+      </w:r>
+      <w:r>
+        <w:rPr>
+          <w:rFonts w:hint="default" w:ascii="Times New Roman" w:hAnsi="Times New Roman" w:eastAsia="SimSun" w:cs="Times New Roman"/>
+          <w:sz w:val="24"/>
+          <w:szCs w:val="24"/>
+          <w:lang w:val="en-US"/>
+        </w:rPr>
+        <w:t xml:space="preserve"> </w:t>
+      </w:r>
+      <w:r>
+        <w:rPr>
+          <w:rFonts w:hint="default" w:ascii="Times New Roman" w:hAnsi="Times New Roman" w:eastAsia="SimSun" w:cs="Times New Roman"/>
+          <w:sz w:val="24"/>
+          <w:szCs w:val="24"/>
+        </w:rPr>
+        <w:t>Explain how data is cleaned, transformed, and analyzed using your tools.] So the data was split with the help of Power BI tool and then the null columns were deleted and it was first transformed and then it was like it showed the null columns which was deleted and then taken now for analysis.</w:t>
+      </w:r>
+    </w:p>
+    <w:p>
+      <w:pPr>
+        <w:spacing w:line="360" w:lineRule="auto"/>
+        <w:jc w:val="both"/>
+        <w:rPr>
+          <w:rFonts w:hint="default" w:ascii="Times New Roman" w:hAnsi="Times New Roman" w:eastAsia="SimSun" w:cs="Times New Roman"/>
+          <w:sz w:val="24"/>
+          <w:szCs w:val="24"/>
+          <w:lang w:val="en-US"/>
+        </w:rPr>
+      </w:pPr>
+      <w:r>
+        <w:rPr>
+          <w:rFonts w:hint="default" w:ascii="Times New Roman" w:hAnsi="Times New Roman" w:eastAsia="SimSun" w:cs="Times New Roman"/>
+          <w:b/>
+          <w:bCs/>
+          <w:sz w:val="24"/>
+          <w:szCs w:val="24"/>
+          <w:lang w:val="en-US"/>
+        </w:rPr>
+        <w:t>Prompt 2:</w:t>
+      </w:r>
+      <w:r>
+        <w:rPr>
+          <w:rFonts w:hint="default" w:ascii="Times New Roman" w:hAnsi="Times New Roman" w:eastAsia="SimSun" w:cs="Times New Roman"/>
+          <w:sz w:val="24"/>
+          <w:szCs w:val="24"/>
+          <w:lang w:val="en-US"/>
+        </w:rPr>
+        <w:t xml:space="preserve"> </w:t>
+      </w:r>
+      <w:r>
+        <w:rPr>
+          <w:rFonts w:hint="default" w:ascii="Times New Roman" w:hAnsi="Times New Roman" w:eastAsia="SimSun" w:cs="Times New Roman"/>
+          <w:sz w:val="24"/>
+          <w:szCs w:val="24"/>
+        </w:rPr>
+        <w:t>Give me exact Power BI DAX formulas</w:t>
+      </w:r>
+      <w:r>
+        <w:rPr>
+          <w:rFonts w:hint="default" w:ascii="Times New Roman" w:hAnsi="Times New Roman" w:eastAsia="SimSun" w:cs="Times New Roman"/>
+          <w:sz w:val="24"/>
+          <w:szCs w:val="24"/>
+          <w:lang w:val="en-US"/>
+        </w:rPr>
+        <w:t>.</w:t>
+      </w:r>
+    </w:p>
+    <w:p>
+      <w:pPr>
+        <w:spacing w:line="360" w:lineRule="auto"/>
+        <w:jc w:val="both"/>
+        <w:rPr>
+          <w:rFonts w:hint="default" w:ascii="Times New Roman" w:hAnsi="Times New Roman" w:eastAsia="SimSun" w:cs="Times New Roman"/>
+          <w:sz w:val="24"/>
+          <w:szCs w:val="24"/>
+          <w:lang w:val="en-US"/>
+        </w:rPr>
+      </w:pPr>
+      <w:r>
+        <w:rPr>
+          <w:rFonts w:hint="default" w:ascii="Times New Roman" w:hAnsi="Times New Roman" w:eastAsia="SimSun" w:cs="Times New Roman"/>
+          <w:b/>
+          <w:bCs/>
+          <w:sz w:val="24"/>
+          <w:szCs w:val="24"/>
+          <w:lang w:val="en-US"/>
+        </w:rPr>
+        <w:t xml:space="preserve">Prompt 3: </w:t>
+      </w:r>
+      <w:r>
+        <w:rPr>
+          <w:rFonts w:hint="default" w:ascii="Times New Roman" w:hAnsi="Times New Roman" w:eastAsia="SimSun" w:cs="Times New Roman"/>
+          <w:sz w:val="24"/>
+          <w:szCs w:val="24"/>
+        </w:rPr>
+        <w:t xml:space="preserve">what </w:t>
+      </w:r>
+      <w:r>
+        <w:rPr>
+          <w:rFonts w:hint="default" w:ascii="Times New Roman" w:hAnsi="Times New Roman" w:eastAsia="SimSun" w:cs="Times New Roman"/>
+          <w:sz w:val="24"/>
+          <w:szCs w:val="24"/>
+          <w:lang w:val="en-US"/>
+        </w:rPr>
+        <w:t>are</w:t>
+      </w:r>
+      <w:r>
+        <w:rPr>
+          <w:rFonts w:hint="default" w:ascii="Times New Roman" w:hAnsi="Times New Roman" w:eastAsia="SimSun" w:cs="Times New Roman"/>
+          <w:sz w:val="24"/>
+          <w:szCs w:val="24"/>
+        </w:rPr>
+        <w:t xml:space="preserve"> the KPI</w:t>
+      </w:r>
+      <w:r>
+        <w:rPr>
+          <w:rFonts w:hint="default" w:ascii="Times New Roman" w:hAnsi="Times New Roman" w:eastAsia="SimSun" w:cs="Times New Roman"/>
+          <w:sz w:val="24"/>
+          <w:szCs w:val="24"/>
+          <w:lang w:val="en-US"/>
+        </w:rPr>
+        <w:t>s</w:t>
+      </w:r>
+      <w:r>
+        <w:rPr>
+          <w:rFonts w:hint="default" w:ascii="Times New Roman" w:hAnsi="Times New Roman" w:eastAsia="SimSun" w:cs="Times New Roman"/>
+          <w:sz w:val="24"/>
+          <w:szCs w:val="24"/>
+        </w:rPr>
+        <w:t xml:space="preserve"> for my project</w:t>
+      </w:r>
+      <w:r>
+        <w:rPr>
+          <w:rFonts w:hint="default" w:ascii="Times New Roman" w:hAnsi="Times New Roman" w:eastAsia="SimSun" w:cs="Times New Roman"/>
+          <w:sz w:val="24"/>
+          <w:szCs w:val="24"/>
+          <w:lang w:val="en-US"/>
+        </w:rPr>
+        <w:t>?</w:t>
+      </w:r>
+    </w:p>
+    <w:p>
+      <w:pPr>
+        <w:spacing w:line="360" w:lineRule="auto"/>
+        <w:jc w:val="both"/>
+        <w:rPr>
+          <w:rFonts w:hint="default" w:ascii="Times New Roman" w:hAnsi="Times New Roman" w:eastAsia="SimSun" w:cs="Times New Roman"/>
+          <w:sz w:val="24"/>
+          <w:szCs w:val="24"/>
+          <w:lang w:val="en-US"/>
+        </w:rPr>
+      </w:pPr>
+    </w:p>
+    <w:p>
+      <w:pPr>
+        <w:spacing w:line="360" w:lineRule="auto"/>
+        <w:jc w:val="both"/>
+        <w:rPr>
+          <w:rFonts w:hint="default" w:ascii="Times New Roman" w:hAnsi="Times New Roman" w:eastAsia="SimSun" w:cs="Times New Roman"/>
+          <w:sz w:val="24"/>
+          <w:szCs w:val="24"/>
+        </w:rPr>
+      </w:pPr>
+      <w:r>
+        <w:rPr>
+          <w:rStyle w:val="20"/>
+          <w:rFonts w:hint="default" w:ascii="Times New Roman" w:hAnsi="Times New Roman" w:eastAsia="SimSun" w:cs="Times New Roman"/>
+          <w:sz w:val="24"/>
+          <w:szCs w:val="24"/>
+        </w:rPr>
+        <w:t>Output Quality:</w:t>
+      </w:r>
+      <w:r>
+        <w:rPr>
+          <w:rFonts w:hint="default" w:ascii="Times New Roman" w:hAnsi="Times New Roman" w:eastAsia="SimSun" w:cs="Times New Roman"/>
+          <w:sz w:val="24"/>
+          <w:szCs w:val="24"/>
+        </w:rPr>
+        <w:br w:type="textWrapping"/>
+      </w:r>
+      <w:r>
+        <w:rPr>
+          <w:rFonts w:hint="default" w:ascii="Times New Roman" w:hAnsi="Times New Roman" w:eastAsia="SimSun" w:cs="Times New Roman"/>
+          <w:sz w:val="24"/>
+          <w:szCs w:val="24"/>
+        </w:rPr>
+        <w:t>The AI-generated output was accurate, well-structured, and easy to understand. It provided clear insights, meaningful visualizations, and properly formatted data, which made the analysis more professional and reliable.</w:t>
+      </w:r>
+    </w:p>
+    <w:p>
+      <w:pPr>
+        <w:spacing w:line="360" w:lineRule="auto"/>
+        <w:jc w:val="both"/>
+      </w:pPr>
+      <w:r>
+        <w:rPr>
+          <w:rStyle w:val="20"/>
+          <w:rFonts w:hint="default" w:ascii="Times New Roman" w:hAnsi="Times New Roman" w:eastAsia="SimSun" w:cs="Times New Roman"/>
+          <w:sz w:val="24"/>
+          <w:szCs w:val="24"/>
+        </w:rPr>
+        <w:t>How it Enhanced the Project:</w:t>
+      </w:r>
+      <w:r>
+        <w:rPr>
+          <w:rFonts w:hint="default" w:ascii="Times New Roman" w:hAnsi="Times New Roman" w:eastAsia="SimSun" w:cs="Times New Roman"/>
+          <w:sz w:val="24"/>
+          <w:szCs w:val="24"/>
+        </w:rPr>
+        <w:br w:type="textWrapping"/>
+      </w:r>
+      <w:r>
+        <w:rPr>
+          <w:rFonts w:hint="default" w:ascii="Times New Roman" w:hAnsi="Times New Roman" w:eastAsia="SimSun" w:cs="Times New Roman"/>
+          <w:sz w:val="24"/>
+          <w:szCs w:val="24"/>
+        </w:rPr>
+        <w:t>ChatGPT helped speed up the process by generating datasets, Power BI layouts, and DAX formulas instantly. It improved the quality of analysis by identifying key insights, KPIs, and weak areas, making the project more effective and data-driven.</w:t>
+      </w:r>
+      <w:r>
+        <w:rPr>
+          <w:rFonts w:hint="default" w:ascii="Times New Roman" w:hAnsi="Times New Roman" w:cs="Times New Roman"/>
+          <w:sz w:val="24"/>
+          <w:szCs w:val="24"/>
+        </w:rPr>
+        <w:br w:type="page"/>
+      </w:r>
+    </w:p>
+    <w:p>
+      <w:pPr>
+        <w:spacing w:before="360" w:after="60"/>
+      </w:pPr>
+      <w:r>
+        <w:rPr>
+          <w:b/>
+          <w:bCs/>
+          <w:color w:val="607D8B"/>
+          <w:sz w:val="20"/>
+          <w:szCs w:val="20"/>
+        </w:rPr>
+        <w:t>CHAPTER 5</w:t>
+      </w:r>
+    </w:p>
+    <w:p>
+      <w:pPr>
+        <w:pBdr>
+          <w:bottom w:val="single" w:color="1B3A8A" w:sz="8" w:space="2"/>
+        </w:pBdr>
+        <w:spacing w:after="200"/>
+      </w:pPr>
+      <w:r>
+        <w:rPr>
+          <w:b/>
+          <w:bCs/>
+          <w:color w:val="1B3A8A"/>
+          <w:sz w:val="36"/>
+          <w:szCs w:val="36"/>
+        </w:rPr>
+        <w:t>Discussion and Conclusion</w:t>
+      </w:r>
+    </w:p>
+    <w:p>
+      <w:pPr>
+        <w:spacing w:before="280" w:after="120"/>
+      </w:pPr>
+      <w:r>
+        <w:rPr>
+          <w:b/>
+          <w:bCs/>
+          <w:color w:val="000000"/>
+          <w:sz w:val="26"/>
+          <w:szCs w:val="26"/>
+          <w:lang w:val="en-US"/>
+        </w:rPr>
+        <w:t>5.1  Key Findings</w:t>
+      </w:r>
+    </w:p>
+    <w:p>
+      <w:pPr>
+        <w:pStyle w:val="19"/>
+        <w:keepNext w:val="0"/>
+        <w:keepLines w:val="0"/>
+        <w:widowControl/>
+        <w:suppressLineNumbers w:val="0"/>
+      </w:pPr>
+      <w:r>
+        <w:t xml:space="preserve">• After data cleaning and transformation, </w:t>
+      </w:r>
+      <w:r>
+        <w:rPr>
+          <w:rStyle w:val="20"/>
+        </w:rPr>
+        <w:t>309 valid responses</w:t>
+      </w:r>
+      <w:r>
+        <w:t xml:space="preserve"> were analyzed, ensuring accuracy and consistency in the dashboard insights.</w:t>
+      </w:r>
+    </w:p>
+    <w:p>
+      <w:pPr>
+        <w:pStyle w:val="19"/>
+        <w:keepNext w:val="0"/>
+        <w:keepLines w:val="0"/>
+        <w:widowControl/>
+        <w:suppressLineNumbers w:val="0"/>
+      </w:pPr>
+      <w:r>
+        <w:t xml:space="preserve">• The overall average satisfaction score was </w:t>
+      </w:r>
+      <w:r>
+        <w:rPr>
+          <w:rStyle w:val="20"/>
+        </w:rPr>
+        <w:t>4.17 out of 5</w:t>
+      </w:r>
+      <w:r>
+        <w:t xml:space="preserve">, indicating a </w:t>
+      </w:r>
+      <w:r>
+        <w:rPr>
+          <w:rStyle w:val="20"/>
+        </w:rPr>
+        <w:t>high level of student satisfaction</w:t>
+      </w:r>
+      <w:r>
+        <w:t xml:space="preserve"> with teaching and learning practices.</w:t>
+      </w:r>
+    </w:p>
+    <w:p>
+      <w:pPr>
+        <w:pStyle w:val="19"/>
+        <w:keepNext w:val="0"/>
+        <w:keepLines w:val="0"/>
+        <w:widowControl/>
+        <w:suppressLineNumbers w:val="0"/>
+      </w:pPr>
+      <w:r>
+        <w:t xml:space="preserve">• </w:t>
+      </w:r>
+      <w:r>
+        <w:rPr>
+          <w:rStyle w:val="20"/>
+        </w:rPr>
+        <w:t>Overall Teaching Effectiveness (4.20)</w:t>
+      </w:r>
+      <w:r>
+        <w:t xml:space="preserve"> and </w:t>
+      </w:r>
+      <w:r>
+        <w:rPr>
+          <w:rStyle w:val="20"/>
+        </w:rPr>
+        <w:t>Teaching Methodology (4.36)</w:t>
+      </w:r>
+      <w:r>
+        <w:t xml:space="preserve"> emerged as the strongest areas, showing that students highly value clarity and effective teaching methods.</w:t>
+      </w:r>
+    </w:p>
+    <w:p>
+      <w:pPr>
+        <w:pStyle w:val="19"/>
+        <w:keepNext w:val="0"/>
+        <w:keepLines w:val="0"/>
+        <w:widowControl/>
+        <w:suppressLineNumbers w:val="0"/>
+      </w:pPr>
+      <w:r>
+        <w:t xml:space="preserve">• </w:t>
+      </w:r>
+      <w:r>
+        <w:rPr>
+          <w:rStyle w:val="20"/>
+        </w:rPr>
+        <w:t>Feedback &amp; Support-related aspects</w:t>
+      </w:r>
+      <w:r>
+        <w:t xml:space="preserve">, such as student satisfaction and instructor approachability (scores around </w:t>
+      </w:r>
+      <w:r>
+        <w:rPr>
+          <w:rStyle w:val="20"/>
+        </w:rPr>
+        <w:t>3.9–4.0</w:t>
+      </w:r>
+      <w:r>
+        <w:t>), were comparatively lower, indicating areas for improvement.</w:t>
+      </w:r>
+    </w:p>
+    <w:p>
+      <w:pPr>
+        <w:pStyle w:val="19"/>
+        <w:keepNext w:val="0"/>
+        <w:keepLines w:val="0"/>
+        <w:widowControl/>
+        <w:suppressLineNumbers w:val="0"/>
+      </w:pPr>
+      <w:r>
+        <w:t xml:space="preserve">• Approximately </w:t>
+      </w:r>
+      <w:r>
+        <w:rPr>
+          <w:rStyle w:val="20"/>
+        </w:rPr>
+        <w:t>76.4% of responses</w:t>
+      </w:r>
+      <w:r>
+        <w:t xml:space="preserve"> fell under </w:t>
+      </w:r>
+      <w:r>
+        <w:rPr>
+          <w:rStyle w:val="20"/>
+        </w:rPr>
+        <w:t>Agree and Strongly Agree</w:t>
+      </w:r>
+      <w:r>
+        <w:t>, reflecting a predominantly positive perception among students.</w:t>
+      </w:r>
+    </w:p>
+    <w:p>
+      <w:pPr>
+        <w:pStyle w:val="19"/>
+        <w:keepNext w:val="0"/>
+        <w:keepLines w:val="0"/>
+        <w:widowControl/>
+        <w:suppressLineNumbers w:val="0"/>
+      </w:pPr>
+      <w:r>
+        <w:t xml:space="preserve">• Class-wise analysis showed that </w:t>
+      </w:r>
+      <w:r>
+        <w:rPr>
+          <w:rStyle w:val="20"/>
+        </w:rPr>
+        <w:t>SYBMS and TYBMS students reported slightly higher satisfaction</w:t>
+      </w:r>
+      <w:r>
+        <w:t xml:space="preserve"> compared to FYBMS, suggesting improved learning experiences at advanced levels.</w:t>
+      </w:r>
+    </w:p>
+    <w:p>
+      <w:pPr>
+        <w:pStyle w:val="19"/>
+        <w:keepNext w:val="0"/>
+        <w:keepLines w:val="0"/>
+        <w:widowControl/>
+        <w:suppressLineNumbers w:val="0"/>
+      </w:pPr>
+      <w:r>
+        <w:t xml:space="preserve">• Question-level analysis helped identify </w:t>
+      </w:r>
+      <w:r>
+        <w:rPr>
+          <w:rStyle w:val="20"/>
+        </w:rPr>
+        <w:t>specific strengths (e.g., teaching methods, feedback quality)</w:t>
+      </w:r>
+      <w:r>
+        <w:t xml:space="preserve"> and </w:t>
+      </w:r>
+      <w:r>
+        <w:rPr>
+          <w:rStyle w:val="20"/>
+        </w:rPr>
+        <w:t>weak areas (e.g., engagement, support systems)</w:t>
+      </w:r>
+      <w:r>
+        <w:t>, enabling targeted improvements.</w:t>
+      </w:r>
+    </w:p>
+    <w:p>
+      <w:pPr>
+        <w:pStyle w:val="19"/>
+        <w:keepNext w:val="0"/>
+        <w:keepLines w:val="0"/>
+        <w:widowControl/>
+        <w:suppressLineNumbers w:val="0"/>
+      </w:pPr>
+      <w:r>
+        <w:t xml:space="preserve">• The use of Power BI enabled </w:t>
+      </w:r>
+      <w:r>
+        <w:rPr>
+          <w:rStyle w:val="20"/>
+        </w:rPr>
+        <w:t>efficient data modeling, visualization, and automated insight generation</w:t>
+      </w:r>
+      <w:r>
+        <w:t xml:space="preserve">, simulating an </w:t>
+      </w:r>
+      <w:r>
+        <w:rPr>
+          <w:rStyle w:val="20"/>
+        </w:rPr>
+        <w:t>AI-powered feedback analysis system</w:t>
+      </w:r>
+      <w:r>
+        <w:t>.</w:t>
+      </w:r>
+    </w:p>
+    <w:p>
+      <w:pPr>
+        <w:spacing w:before="280" w:after="120"/>
+      </w:pPr>
+      <w:r>
+        <w:rPr>
+          <w:b/>
+          <w:bCs/>
+          <w:color w:val="000000"/>
+          <w:sz w:val="26"/>
+          <w:szCs w:val="26"/>
+          <w:lang w:val="en-US"/>
+        </w:rPr>
         <w:t>5.2  Project Links</w:t>
       </w:r>
     </w:p>
@@ -17032,50 +17726,96 @@
     </w:p>
     <w:p>
       <w:pPr>
-        <w:pStyle w:val="23"/>
+        <w:pStyle w:val="24"/>
         <w:numPr>
           <w:ilvl w:val="0"/>
-          <w:numId w:val="13"/>
+          <w:numId w:val="14"/>
         </w:numPr>
         <w:spacing w:before="60" w:after="60"/>
       </w:pPr>
       <w:r>
         <w:rPr>
+          <w:rFonts w:hint="default"/>
           <w:color w:val="222222"/>
         </w:rPr>
-        <w:t>GitHub Link of the Project: [Paste your GitHub repository link here]</w:t>
-      </w:r>
-    </w:p>
-    <w:p>
-      <w:pPr>
-        <w:pStyle w:val="23"/>
+        <w:fldChar w:fldCharType="begin"/>
+      </w:r>
+      <w:r>
+        <w:rPr>
+          <w:rFonts w:hint="default"/>
+          <w:color w:val="222222"/>
+        </w:rPr>
+        <w:instrText xml:space="preserve"> HYPERLINK "https://github.com/drsabrinadsouza-crypto/AI-powered-Student-feedback-system" </w:instrText>
+      </w:r>
+      <w:r>
+        <w:rPr>
+          <w:rFonts w:hint="default"/>
+          <w:color w:val="222222"/>
+        </w:rPr>
+        <w:fldChar w:fldCharType="separate"/>
+      </w:r>
+      <w:r>
+        <w:rPr>
+          <w:rStyle w:val="18"/>
+          <w:rFonts w:hint="default"/>
+        </w:rPr>
+        <w:t>https://github.com/drsabrinadsouza-crypto/AI-powered-Student-feedback-system</w:t>
+      </w:r>
+      <w:r>
+        <w:rPr>
+          <w:rFonts w:hint="default"/>
+          <w:color w:val="222222"/>
+        </w:rPr>
+        <w:fldChar w:fldCharType="end"/>
+      </w:r>
+    </w:p>
+    <w:p>
+      <w:pPr>
         <w:numPr>
           <w:ilvl w:val="0"/>
-          <w:numId w:val="13"/>
+          <w:numId w:val="14"/>
         </w:numPr>
-        <w:spacing w:before="60" w:after="60"/>
-      </w:pPr>
-      <w:r>
-        <w:rPr>
+        <w:spacing w:before="280" w:after="120"/>
+        <w:ind w:left="0" w:leftChars="0" w:firstLine="0" w:firstLineChars="0"/>
+        <w:rPr>
+          <w:rFonts w:hint="default"/>
           <w:color w:val="222222"/>
         </w:rPr>
-        <w:t>Video Recording of Project Demonstration: [Paste your YouTube / Google Drive / OneDrive video link here]</w:t>
-      </w:r>
-    </w:p>
-    <w:p>
-      <w:pPr>
-        <w:pStyle w:val="23"/>
-        <w:numPr>
-          <w:ilvl w:val="0"/>
-          <w:numId w:val="13"/>
-        </w:numPr>
-        <w:spacing w:before="60" w:after="60"/>
-      </w:pPr>
-      <w:r>
-        <w:rPr>
+      </w:pPr>
+      <w:r>
+        <w:rPr>
+          <w:rFonts w:hint="default"/>
           <w:color w:val="222222"/>
         </w:rPr>
-        <w:t>Power BI / Dashboard Link (if applicable): [Paste published dashboard link here]</w:t>
+        <w:fldChar w:fldCharType="begin"/>
+      </w:r>
+      <w:r>
+        <w:rPr>
+          <w:rFonts w:hint="default"/>
+          <w:color w:val="222222"/>
+        </w:rPr>
+        <w:instrText xml:space="preserve"> HYPERLINK "https://drive.google.com/file/d/1Q0K9GZ4mdD5FVhTrLB_AE_16a3Tuj4Pv/view?usp=drive_link" </w:instrText>
+      </w:r>
+      <w:r>
+        <w:rPr>
+          <w:rFonts w:hint="default"/>
+          <w:color w:val="222222"/>
+        </w:rPr>
+        <w:fldChar w:fldCharType="separate"/>
+      </w:r>
+      <w:r>
+        <w:rPr>
+          <w:rStyle w:val="18"/>
+          <w:rFonts w:hint="default"/>
+        </w:rPr>
+        <w:t>https://drive.google.com/file/d/1Q0K9GZ4mdD5FVhTrLB_AE_16a3Tuj4Pv/view?usp=drive_link</w:t>
+      </w:r>
+      <w:r>
+        <w:rPr>
+          <w:rFonts w:hint="default"/>
+          <w:color w:val="222222"/>
+        </w:rPr>
+        <w:fldChar w:fldCharType="end"/>
       </w:r>
     </w:p>
     <w:p>
@@ -18194,8 +18934,6 @@
     <w:p>
       <w:pPr>
         <w:spacing w:before="280" w:after="120"/>
-      </w:pPr>
-      <w:r>
         <w:rPr>
           <w:b/>
           <w:bCs/>
@@ -18203,28 +18941,6 @@
           <w:sz w:val="26"/>
           <w:szCs w:val="26"/>
         </w:rPr>
-        <w:t>Appendix A — Sample Dataset</w:t>
-      </w:r>
-    </w:p>
-    <w:p>
-      <w:pPr>
-        <w:spacing w:before="60" w:after="80"/>
-        <w:jc w:val="both"/>
-      </w:pPr>
-      <w:r>
-        <w:rPr>
-          <w:i/>
-          <w:iCs/>
-          <w:color w:val="607D8B"/>
-          <w:sz w:val="20"/>
-          <w:szCs w:val="20"/>
-        </w:rPr>
-        <w:t>[Insert a sample of the raw dataset (first 10–20 rows) or a summary table of the data fields here.]</w:t>
-      </w:r>
-    </w:p>
-    <w:p>
-      <w:pPr>
-        <w:spacing w:before="280" w:after="120"/>
       </w:pPr>
       <w:r>
         <w:rPr>
@@ -18234,11 +18950,86 @@
           <w:sz w:val="26"/>
           <w:szCs w:val="26"/>
         </w:rPr>
+        <w:t>Appendix A — Sample Dataset</w:t>
+      </w:r>
+    </w:p>
+    <w:p>
+      <w:pPr>
+        <w:pStyle w:val="19"/>
+        <w:keepNext w:val="0"/>
+        <w:keepLines w:val="0"/>
+        <w:widowControl/>
+        <w:suppressLineNumbers w:val="0"/>
+        <w:rPr>
+          <w:b/>
+          <w:bCs/>
+          <w:color w:val="000000"/>
+          <w:sz w:val="26"/>
+          <w:szCs w:val="26"/>
+        </w:rPr>
+      </w:pPr>
+      <w:r>
+        <w:drawing>
+          <wp:inline distT="0" distB="0" distL="114300" distR="114300">
+            <wp:extent cx="6827520" cy="2747010"/>
+            <wp:effectExtent l="0" t="0" r="5080" b="8890"/>
+            <wp:docPr id="19" name="Picture 3" descr="IMG_256"/>
+            <wp:cNvGraphicFramePr>
+              <a:graphicFrameLocks xmlns:a="http://schemas.openxmlformats.org/drawingml/2006/main" noChangeAspect="1"/>
+            </wp:cNvGraphicFramePr>
+            <a:graphic xmlns:a="http://schemas.openxmlformats.org/drawingml/2006/main">
+              <a:graphicData uri="http://schemas.openxmlformats.org/drawingml/2006/picture">
+                <pic:pic xmlns:pic="http://schemas.openxmlformats.org/drawingml/2006/picture">
+                  <pic:nvPicPr>
+                    <pic:cNvPr id="19" name="Picture 3" descr="IMG_256"/>
+                    <pic:cNvPicPr>
+                      <a:picLocks noChangeAspect="1"/>
+                    </pic:cNvPicPr>
+                  </pic:nvPicPr>
+                  <pic:blipFill>
+                    <a:blip r:embed="rId13"/>
+                    <a:stretch>
+                      <a:fillRect/>
+                    </a:stretch>
+                  </pic:blipFill>
+                  <pic:spPr>
+                    <a:xfrm>
+                      <a:off x="0" y="0"/>
+                      <a:ext cx="6827520" cy="2747010"/>
+                    </a:xfrm>
+                    <a:prstGeom prst="rect">
+                      <a:avLst/>
+                    </a:prstGeom>
+                    <a:noFill/>
+                    <a:ln w="9525">
+                      <a:noFill/>
+                    </a:ln>
+                  </pic:spPr>
+                </pic:pic>
+              </a:graphicData>
+            </a:graphic>
+          </wp:inline>
+        </w:drawing>
+      </w:r>
+    </w:p>
+    <w:p>
+      <w:pPr>
+        <w:spacing w:before="280" w:after="120"/>
+      </w:pPr>
+      <w:r>
+        <w:rPr>
+          <w:b/>
+          <w:bCs/>
+          <w:color w:val="000000"/>
+          <w:sz w:val="26"/>
+          <w:szCs w:val="26"/>
+        </w:rPr>
         <w:t>Appendix B — Key Excel Formulas / DAX Measures Used</w:t>
       </w:r>
     </w:p>
     <w:tbl>
       <w:tblPr>
+        <w:tblStyle w:val="9"/>
         <w:tblW w:w="0" w:type="auto"/>
         <w:tblCellSpacing w:w="15" w:type="dxa"/>
         <w:tblInd w:w="0" w:type="dxa"/>
@@ -18250,7 +19041,7 @@
           <w:insideH w:val="none" w:color="auto" w:sz="0" w:space="0"/>
           <w:insideV w:val="none" w:color="auto" w:sz="0" w:space="0"/>
         </w:tblBorders>
-        <w:shd w:val="clear"/>
+        <w:shd w:val="clear" w:color="auto" w:fill="auto"/>
         <w:tblLayout w:type="autofit"/>
         <w:tblCellMar>
           <w:top w:w="15" w:type="dxa"/>
@@ -18274,6 +19065,7 @@
             <w:insideH w:val="none" w:color="auto" w:sz="0" w:space="0"/>
             <w:insideV w:val="none" w:color="auto" w:sz="0" w:space="0"/>
           </w:tblBorders>
+          <w:shd w:val="clear" w:color="auto" w:fill="auto"/>
           <w:tblCellMar>
             <w:top w:w="15" w:type="dxa"/>
             <w:left w:w="15" w:type="dxa"/>
@@ -18288,7 +19080,7 @@
         <w:tc>
           <w:tcPr>
             <w:tcW w:w="0" w:type="auto"/>
-            <w:shd w:val="clear"/>
+            <w:shd w:val="clear" w:color="auto" w:fill="auto"/>
             <w:vAlign w:val="center"/>
           </w:tcPr>
           <w:p>
@@ -18319,7 +19111,7 @@
         <w:tc>
           <w:tcPr>
             <w:tcW w:w="0" w:type="auto"/>
-            <w:shd w:val="clear"/>
+            <w:shd w:val="clear" w:color="auto" w:fill="auto"/>
             <w:vAlign w:val="center"/>
           </w:tcPr>
           <w:p>
@@ -18350,7 +19142,7 @@
         <w:tc>
           <w:tcPr>
             <w:tcW w:w="0" w:type="auto"/>
-            <w:shd w:val="clear"/>
+            <w:shd w:val="clear" w:color="auto" w:fill="auto"/>
             <w:vAlign w:val="center"/>
           </w:tcPr>
           <w:p>
@@ -18389,7 +19181,7 @@
             <w:insideH w:val="none" w:color="auto" w:sz="0" w:space="0"/>
             <w:insideV w:val="none" w:color="auto" w:sz="0" w:space="0"/>
           </w:tblBorders>
-          <w:shd w:val="clear"/>
+          <w:shd w:val="clear" w:color="auto" w:fill="auto"/>
           <w:tblCellMar>
             <w:top w:w="15" w:type="dxa"/>
             <w:left w:w="15" w:type="dxa"/>
@@ -18403,7 +19195,7 @@
         <w:tc>
           <w:tcPr>
             <w:tcW w:w="0" w:type="auto"/>
-            <w:shd w:val="clear"/>
+            <w:shd w:val="clear" w:color="auto" w:fill="auto"/>
             <w:vAlign w:val="center"/>
           </w:tcPr>
           <w:p>
@@ -18429,7 +19221,7 @@
         <w:tc>
           <w:tcPr>
             <w:tcW w:w="0" w:type="auto"/>
-            <w:shd w:val="clear"/>
+            <w:shd w:val="clear" w:color="auto" w:fill="auto"/>
             <w:vAlign w:val="center"/>
           </w:tcPr>
           <w:p>
@@ -18456,7 +19248,7 @@
         <w:tc>
           <w:tcPr>
             <w:tcW w:w="0" w:type="auto"/>
-            <w:shd w:val="clear"/>
+            <w:shd w:val="clear" w:color="auto" w:fill="auto"/>
             <w:vAlign w:val="center"/>
           </w:tcPr>
           <w:p>
@@ -18490,6 +19282,7 @@
             <w:insideH w:val="none" w:color="auto" w:sz="0" w:space="0"/>
             <w:insideV w:val="none" w:color="auto" w:sz="0" w:space="0"/>
           </w:tblBorders>
+          <w:shd w:val="clear" w:color="auto" w:fill="auto"/>
           <w:tblCellMar>
             <w:top w:w="15" w:type="dxa"/>
             <w:left w:w="15" w:type="dxa"/>
@@ -18503,7 +19296,7 @@
         <w:tc>
           <w:tcPr>
             <w:tcW w:w="0" w:type="auto"/>
-            <w:shd w:val="clear"/>
+            <w:shd w:val="clear" w:color="auto" w:fill="auto"/>
             <w:vAlign w:val="center"/>
           </w:tcPr>
           <w:p>
@@ -18529,7 +19322,7 @@
         <w:tc>
           <w:tcPr>
             <w:tcW w:w="0" w:type="auto"/>
-            <w:shd w:val="clear"/>
+            <w:shd w:val="clear" w:color="auto" w:fill="auto"/>
             <w:vAlign w:val="center"/>
           </w:tcPr>
           <w:p>
@@ -18556,7 +19349,7 @@
         <w:tc>
           <w:tcPr>
             <w:tcW w:w="0" w:type="auto"/>
-            <w:shd w:val="clear"/>
+            <w:shd w:val="clear" w:color="auto" w:fill="auto"/>
             <w:vAlign w:val="center"/>
           </w:tcPr>
           <w:p>
@@ -18590,6 +19383,7 @@
             <w:insideH w:val="none" w:color="auto" w:sz="0" w:space="0"/>
             <w:insideV w:val="none" w:color="auto" w:sz="0" w:space="0"/>
           </w:tblBorders>
+          <w:shd w:val="clear" w:color="auto" w:fill="auto"/>
           <w:tblCellMar>
             <w:top w:w="15" w:type="dxa"/>
             <w:left w:w="15" w:type="dxa"/>
@@ -18603,7 +19397,7 @@
         <w:tc>
           <w:tcPr>
             <w:tcW w:w="0" w:type="auto"/>
-            <w:shd w:val="clear"/>
+            <w:shd w:val="clear" w:color="auto" w:fill="auto"/>
             <w:vAlign w:val="center"/>
           </w:tcPr>
           <w:p>
@@ -18629,7 +19423,7 @@
         <w:tc>
           <w:tcPr>
             <w:tcW w:w="0" w:type="auto"/>
-            <w:shd w:val="clear"/>
+            <w:shd w:val="clear" w:color="auto" w:fill="auto"/>
             <w:vAlign w:val="center"/>
           </w:tcPr>
           <w:p>
@@ -18656,7 +19450,7 @@
         <w:tc>
           <w:tcPr>
             <w:tcW w:w="0" w:type="auto"/>
-            <w:shd w:val="clear"/>
+            <w:shd w:val="clear" w:color="auto" w:fill="auto"/>
             <w:vAlign w:val="center"/>
           </w:tcPr>
           <w:p>
@@ -18690,7 +19484,7 @@
             <w:insideH w:val="none" w:color="auto" w:sz="0" w:space="0"/>
             <w:insideV w:val="none" w:color="auto" w:sz="0" w:space="0"/>
           </w:tblBorders>
-          <w:shd w:val="clear"/>
+          <w:shd w:val="clear" w:color="auto" w:fill="auto"/>
           <w:tblCellMar>
             <w:top w:w="15" w:type="dxa"/>
             <w:left w:w="15" w:type="dxa"/>
@@ -18704,7 +19498,7 @@
         <w:tc>
           <w:tcPr>
             <w:tcW w:w="0" w:type="auto"/>
-            <w:shd w:val="clear"/>
+            <w:shd w:val="clear" w:color="auto" w:fill="auto"/>
             <w:vAlign w:val="center"/>
           </w:tcPr>
           <w:p>
@@ -18730,7 +19524,7 @@
         <w:tc>
           <w:tcPr>
             <w:tcW w:w="0" w:type="auto"/>
-            <w:shd w:val="clear"/>
+            <w:shd w:val="clear" w:color="auto" w:fill="auto"/>
             <w:vAlign w:val="center"/>
           </w:tcPr>
           <w:p>
@@ -18757,7 +19551,7 @@
         <w:tc>
           <w:tcPr>
             <w:tcW w:w="0" w:type="auto"/>
-            <w:shd w:val="clear"/>
+            <w:shd w:val="clear" w:color="auto" w:fill="auto"/>
             <w:vAlign w:val="center"/>
           </w:tcPr>
           <w:p>
@@ -18791,7 +19585,7 @@
             <w:insideH w:val="none" w:color="auto" w:sz="0" w:space="0"/>
             <w:insideV w:val="none" w:color="auto" w:sz="0" w:space="0"/>
           </w:tblBorders>
-          <w:shd w:val="clear"/>
+          <w:shd w:val="clear" w:color="auto" w:fill="auto"/>
           <w:tblCellMar>
             <w:top w:w="15" w:type="dxa"/>
             <w:left w:w="15" w:type="dxa"/>
@@ -18805,7 +19599,7 @@
         <w:tc>
           <w:tcPr>
             <w:tcW w:w="0" w:type="auto"/>
-            <w:shd w:val="clear"/>
+            <w:shd w:val="clear" w:color="auto" w:fill="auto"/>
             <w:vAlign w:val="center"/>
           </w:tcPr>
           <w:p>
@@ -18831,7 +19625,7 @@
         <w:tc>
           <w:tcPr>
             <w:tcW w:w="0" w:type="auto"/>
-            <w:shd w:val="clear"/>
+            <w:shd w:val="clear" w:color="auto" w:fill="auto"/>
             <w:vAlign w:val="center"/>
           </w:tcPr>
           <w:p>
@@ -18858,7 +19652,7 @@
         <w:tc>
           <w:tcPr>
             <w:tcW w:w="0" w:type="auto"/>
-            <w:shd w:val="clear"/>
+            <w:shd w:val="clear" w:color="auto" w:fill="auto"/>
             <w:vAlign w:val="center"/>
           </w:tcPr>
           <w:p>
@@ -18892,6 +19686,7 @@
             <w:insideH w:val="none" w:color="auto" w:sz="0" w:space="0"/>
             <w:insideV w:val="none" w:color="auto" w:sz="0" w:space="0"/>
           </w:tblBorders>
+          <w:shd w:val="clear" w:color="auto" w:fill="auto"/>
           <w:tblCellMar>
             <w:top w:w="15" w:type="dxa"/>
             <w:left w:w="15" w:type="dxa"/>
@@ -18905,7 +19700,7 @@
         <w:tc>
           <w:tcPr>
             <w:tcW w:w="0" w:type="auto"/>
-            <w:shd w:val="clear"/>
+            <w:shd w:val="clear" w:color="auto" w:fill="auto"/>
             <w:vAlign w:val="center"/>
           </w:tcPr>
           <w:p>
@@ -18931,7 +19726,7 @@
         <w:tc>
           <w:tcPr>
             <w:tcW w:w="0" w:type="auto"/>
-            <w:shd w:val="clear"/>
+            <w:shd w:val="clear" w:color="auto" w:fill="auto"/>
             <w:vAlign w:val="center"/>
           </w:tcPr>
           <w:p>
@@ -18958,7 +19753,7 @@
         <w:tc>
           <w:tcPr>
             <w:tcW w:w="0" w:type="auto"/>
-            <w:shd w:val="clear"/>
+            <w:shd w:val="clear" w:color="auto" w:fill="auto"/>
             <w:vAlign w:val="center"/>
           </w:tcPr>
           <w:p>
@@ -18992,6 +19787,7 @@
             <w:insideH w:val="none" w:color="auto" w:sz="0" w:space="0"/>
             <w:insideV w:val="none" w:color="auto" w:sz="0" w:space="0"/>
           </w:tblBorders>
+          <w:shd w:val="clear" w:color="auto" w:fill="auto"/>
           <w:tblCellMar>
             <w:top w:w="15" w:type="dxa"/>
             <w:left w:w="15" w:type="dxa"/>
@@ -19005,7 +19801,7 @@
         <w:tc>
           <w:tcPr>
             <w:tcW w:w="0" w:type="auto"/>
-            <w:shd w:val="clear"/>
+            <w:shd w:val="clear" w:color="auto" w:fill="auto"/>
             <w:vAlign w:val="center"/>
           </w:tcPr>
           <w:p>
@@ -19031,7 +19827,7 @@
         <w:tc>
           <w:tcPr>
             <w:tcW w:w="0" w:type="auto"/>
-            <w:shd w:val="clear"/>
+            <w:shd w:val="clear" w:color="auto" w:fill="auto"/>
             <w:vAlign w:val="center"/>
           </w:tcPr>
           <w:p>
@@ -19058,7 +19854,7 @@
         <w:tc>
           <w:tcPr>
             <w:tcW w:w="0" w:type="auto"/>
-            <w:shd w:val="clear"/>
+            <w:shd w:val="clear" w:color="auto" w:fill="auto"/>
             <w:vAlign w:val="center"/>
           </w:tcPr>
           <w:p>
@@ -19092,6 +19888,7 @@
             <w:insideH w:val="none" w:color="auto" w:sz="0" w:space="0"/>
             <w:insideV w:val="none" w:color="auto" w:sz="0" w:space="0"/>
           </w:tblBorders>
+          <w:shd w:val="clear" w:color="auto" w:fill="auto"/>
           <w:tblCellMar>
             <w:top w:w="15" w:type="dxa"/>
             <w:left w:w="15" w:type="dxa"/>
@@ -19105,7 +19902,7 @@
         <w:tc>
           <w:tcPr>
             <w:tcW w:w="0" w:type="auto"/>
-            <w:shd w:val="clear"/>
+            <w:shd w:val="clear" w:color="auto" w:fill="auto"/>
             <w:vAlign w:val="center"/>
           </w:tcPr>
           <w:p>
@@ -19131,7 +19928,7 @@
         <w:tc>
           <w:tcPr>
             <w:tcW w:w="0" w:type="auto"/>
-            <w:shd w:val="clear"/>
+            <w:shd w:val="clear" w:color="auto" w:fill="auto"/>
             <w:vAlign w:val="center"/>
           </w:tcPr>
           <w:p>
@@ -19158,7 +19955,7 @@
         <w:tc>
           <w:tcPr>
             <w:tcW w:w="0" w:type="auto"/>
-            <w:shd w:val="clear"/>
+            <w:shd w:val="clear" w:color="auto" w:fill="auto"/>
             <w:vAlign w:val="center"/>
           </w:tcPr>
           <w:p>
@@ -19192,6 +19989,7 @@
             <w:insideH w:val="none" w:color="auto" w:sz="0" w:space="0"/>
             <w:insideV w:val="none" w:color="auto" w:sz="0" w:space="0"/>
           </w:tblBorders>
+          <w:shd w:val="clear" w:color="auto" w:fill="auto"/>
           <w:tblCellMar>
             <w:top w:w="15" w:type="dxa"/>
             <w:left w:w="15" w:type="dxa"/>
@@ -19205,7 +20003,7 @@
         <w:tc>
           <w:tcPr>
             <w:tcW w:w="0" w:type="auto"/>
-            <w:shd w:val="clear"/>
+            <w:shd w:val="clear" w:color="auto" w:fill="auto"/>
             <w:vAlign w:val="center"/>
           </w:tcPr>
           <w:p>
@@ -19231,7 +20029,7 @@
         <w:tc>
           <w:tcPr>
             <w:tcW w:w="0" w:type="auto"/>
-            <w:shd w:val="clear"/>
+            <w:shd w:val="clear" w:color="auto" w:fill="auto"/>
             <w:vAlign w:val="center"/>
           </w:tcPr>
           <w:p>
@@ -19257,7 +20055,7 @@
         <w:tc>
           <w:tcPr>
             <w:tcW w:w="0" w:type="auto"/>
-            <w:shd w:val="clear"/>
+            <w:shd w:val="clear" w:color="auto" w:fill="auto"/>
             <w:vAlign w:val="center"/>
           </w:tcPr>
           <w:p>
@@ -19291,6 +20089,7 @@
             <w:insideH w:val="none" w:color="auto" w:sz="0" w:space="0"/>
             <w:insideV w:val="none" w:color="auto" w:sz="0" w:space="0"/>
           </w:tblBorders>
+          <w:shd w:val="clear" w:color="auto" w:fill="auto"/>
           <w:tblCellMar>
             <w:top w:w="15" w:type="dxa"/>
             <w:left w:w="15" w:type="dxa"/>
@@ -19304,7 +20103,7 @@
         <w:tc>
           <w:tcPr>
             <w:tcW w:w="0" w:type="auto"/>
-            <w:shd w:val="clear"/>
+            <w:shd w:val="clear" w:color="auto" w:fill="auto"/>
             <w:vAlign w:val="center"/>
           </w:tcPr>
           <w:p>
@@ -19330,7 +20129,7 @@
         <w:tc>
           <w:tcPr>
             <w:tcW w:w="0" w:type="auto"/>
-            <w:shd w:val="clear"/>
+            <w:shd w:val="clear" w:color="auto" w:fill="auto"/>
             <w:vAlign w:val="center"/>
           </w:tcPr>
           <w:p>
@@ -19356,7 +20155,7 @@
         <w:tc>
           <w:tcPr>
             <w:tcW w:w="0" w:type="auto"/>
-            <w:shd w:val="clear"/>
+            <w:shd w:val="clear" w:color="auto" w:fill="auto"/>
             <w:vAlign w:val="center"/>
           </w:tcPr>
           <w:p>
@@ -19391,12 +20190,10 @@
         <w:spacing w:before="0" w:beforeAutospacing="1" w:after="0" w:afterAutospacing="1"/>
         <w:ind w:left="0" w:right="0"/>
       </w:pPr>
-      <w:bookmarkStart w:id="0" w:name="_GoBack"/>
-      <w:bookmarkEnd w:id="0"/>
-    </w:p>
-    <w:p>
-      <w:pPr>
-        <w:pStyle w:val="31"/>
+    </w:p>
+    <w:p>
+      <w:pPr>
+        <w:pStyle w:val="32"/>
       </w:pPr>
       <w:r>
         <w:t>窗体底端</w:t>
@@ -19419,78 +20216,164 @@
     </w:p>
     <w:p>
       <w:pPr>
-        <w:spacing w:before="60" w:after="80"/>
+        <w:spacing w:line="360" w:lineRule="auto"/>
         <w:jc w:val="both"/>
-      </w:pPr>
-      <w:r>
-        <w:rPr>
-          <w:color w:val="222222"/>
-        </w:rPr>
-        <w:t>List the key prompts you used with Copilot or AI Chatbot during the project:</w:t>
-      </w:r>
-    </w:p>
-    <w:p>
-      <w:pPr>
-        <w:pStyle w:val="23"/>
-        <w:numPr>
-          <w:ilvl w:val="0"/>
-          <w:numId w:val="13"/>
-        </w:numPr>
-        <w:spacing w:before="60" w:after="60"/>
-      </w:pPr>
-      <w:r>
-        <w:rPr>
-          <w:color w:val="222222"/>
-        </w:rPr>
-        <w:t>Prompt 1: "Summarize this sales data and identify the top 5 performing regions."</w:t>
-      </w:r>
-    </w:p>
-    <w:p>
-      <w:pPr>
-        <w:pStyle w:val="23"/>
-        <w:numPr>
-          <w:ilvl w:val="0"/>
-          <w:numId w:val="13"/>
-        </w:numPr>
-        <w:spacing w:before="60" w:after="60"/>
-      </w:pPr>
-      <w:r>
-        <w:rPr>
-          <w:color w:val="222222"/>
-        </w:rPr>
-        <w:t>Prompt 2: "Write a professional marketing email for this product based on the following features: [...]"</w:t>
-      </w:r>
-    </w:p>
-    <w:p>
-      <w:pPr>
-        <w:pStyle w:val="23"/>
-        <w:numPr>
-          <w:ilvl w:val="0"/>
-          <w:numId w:val="13"/>
-        </w:numPr>
-        <w:spacing w:before="60" w:after="60"/>
-      </w:pPr>
-      <w:r>
-        <w:rPr>
-          <w:color w:val="222222"/>
-        </w:rPr>
-        <w:t>Prompt 3: "Identify any anomalies or outliers in this dataset and explain their possible causes."</w:t>
-      </w:r>
-    </w:p>
-    <w:p>
-      <w:pPr>
-        <w:pStyle w:val="23"/>
-        <w:numPr>
-          <w:ilvl w:val="0"/>
-          <w:numId w:val="13"/>
-        </w:numPr>
-        <w:spacing w:before="60" w:after="60"/>
-      </w:pPr>
-      <w:r>
-        <w:rPr>
-          <w:color w:val="222222"/>
-        </w:rPr>
-        <w:t>[Add the prompts specific to your project.]</w:t>
+        <w:rPr>
+          <w:rFonts w:hint="default" w:ascii="Times New Roman" w:hAnsi="Times New Roman" w:eastAsia="SimSun" w:cs="Times New Roman"/>
+          <w:sz w:val="24"/>
+          <w:szCs w:val="24"/>
+        </w:rPr>
+      </w:pPr>
+      <w:r>
+        <w:rPr>
+          <w:rFonts w:hint="default" w:ascii="Times New Roman" w:hAnsi="Times New Roman" w:eastAsia="SimSun" w:cs="Times New Roman"/>
+          <w:b/>
+          <w:bCs/>
+          <w:sz w:val="24"/>
+          <w:szCs w:val="24"/>
+          <w:lang w:val="en-US"/>
+        </w:rPr>
+        <w:t>Prompt 1:</w:t>
+      </w:r>
+      <w:r>
+        <w:rPr>
+          <w:rFonts w:hint="default" w:ascii="Times New Roman" w:hAnsi="Times New Roman" w:eastAsia="SimSun" w:cs="Times New Roman"/>
+          <w:sz w:val="24"/>
+          <w:szCs w:val="24"/>
+          <w:lang w:val="en-US"/>
+        </w:rPr>
+        <w:t xml:space="preserve"> </w:t>
+      </w:r>
+      <w:r>
+        <w:rPr>
+          <w:rFonts w:hint="default" w:ascii="Times New Roman" w:hAnsi="Times New Roman" w:eastAsia="SimSun" w:cs="Times New Roman"/>
+          <w:sz w:val="24"/>
+          <w:szCs w:val="24"/>
+        </w:rPr>
+        <w:t>Explain how data is cleaned, transformed, and analyzed using your tools.] So the data was split with the help of Power BI tool and then the null columns were deleted and it was first transformed and then it was like it showed the null columns which was deleted and then taken now for analysis.</w:t>
+      </w:r>
+    </w:p>
+    <w:p>
+      <w:pPr>
+        <w:spacing w:line="360" w:lineRule="auto"/>
+        <w:jc w:val="both"/>
+        <w:rPr>
+          <w:rFonts w:hint="default" w:ascii="Times New Roman" w:hAnsi="Times New Roman" w:eastAsia="SimSun" w:cs="Times New Roman"/>
+          <w:sz w:val="24"/>
+          <w:szCs w:val="24"/>
+          <w:lang w:val="en-US"/>
+        </w:rPr>
+      </w:pPr>
+      <w:r>
+        <w:rPr>
+          <w:rFonts w:hint="default" w:ascii="Times New Roman" w:hAnsi="Times New Roman" w:eastAsia="SimSun" w:cs="Times New Roman"/>
+          <w:b/>
+          <w:bCs/>
+          <w:sz w:val="24"/>
+          <w:szCs w:val="24"/>
+          <w:lang w:val="en-US"/>
+        </w:rPr>
+        <w:t>Prompt 2:</w:t>
+      </w:r>
+      <w:r>
+        <w:rPr>
+          <w:rFonts w:hint="default" w:ascii="Times New Roman" w:hAnsi="Times New Roman" w:eastAsia="SimSun" w:cs="Times New Roman"/>
+          <w:sz w:val="24"/>
+          <w:szCs w:val="24"/>
+          <w:lang w:val="en-US"/>
+        </w:rPr>
+        <w:t xml:space="preserve"> </w:t>
+      </w:r>
+      <w:r>
+        <w:rPr>
+          <w:rFonts w:hint="default" w:ascii="Times New Roman" w:hAnsi="Times New Roman" w:eastAsia="SimSun" w:cs="Times New Roman"/>
+          <w:sz w:val="24"/>
+          <w:szCs w:val="24"/>
+        </w:rPr>
+        <w:t>Give me exact Power BI DAX formulas</w:t>
+      </w:r>
+      <w:r>
+        <w:rPr>
+          <w:rFonts w:hint="default" w:ascii="Times New Roman" w:hAnsi="Times New Roman" w:eastAsia="SimSun" w:cs="Times New Roman"/>
+          <w:sz w:val="24"/>
+          <w:szCs w:val="24"/>
+          <w:lang w:val="en-US"/>
+        </w:rPr>
+        <w:t>.</w:t>
+      </w:r>
+    </w:p>
+    <w:p>
+      <w:pPr>
+        <w:spacing w:line="360" w:lineRule="auto"/>
+        <w:jc w:val="both"/>
+        <w:rPr>
+          <w:rFonts w:hint="default" w:ascii="Times New Roman" w:hAnsi="Times New Roman" w:eastAsia="SimSun" w:cs="Times New Roman"/>
+          <w:sz w:val="24"/>
+          <w:szCs w:val="24"/>
+          <w:lang w:val="en-US"/>
+        </w:rPr>
+      </w:pPr>
+      <w:r>
+        <w:rPr>
+          <w:rFonts w:hint="default" w:ascii="Times New Roman" w:hAnsi="Times New Roman" w:eastAsia="SimSun" w:cs="Times New Roman"/>
+          <w:b/>
+          <w:bCs/>
+          <w:sz w:val="24"/>
+          <w:szCs w:val="24"/>
+          <w:lang w:val="en-US"/>
+        </w:rPr>
+        <w:t xml:space="preserve">Prompt 3: </w:t>
+      </w:r>
+      <w:r>
+        <w:rPr>
+          <w:rFonts w:hint="default" w:ascii="Times New Roman" w:hAnsi="Times New Roman" w:eastAsia="SimSun" w:cs="Times New Roman"/>
+          <w:sz w:val="24"/>
+          <w:szCs w:val="24"/>
+        </w:rPr>
+        <w:t xml:space="preserve">what </w:t>
+      </w:r>
+      <w:r>
+        <w:rPr>
+          <w:rFonts w:hint="default" w:ascii="Times New Roman" w:hAnsi="Times New Roman" w:eastAsia="SimSun" w:cs="Times New Roman"/>
+          <w:sz w:val="24"/>
+          <w:szCs w:val="24"/>
+          <w:lang w:val="en-US"/>
+        </w:rPr>
+        <w:t>are</w:t>
+      </w:r>
+      <w:r>
+        <w:rPr>
+          <w:rFonts w:hint="default" w:ascii="Times New Roman" w:hAnsi="Times New Roman" w:eastAsia="SimSun" w:cs="Times New Roman"/>
+          <w:sz w:val="24"/>
+          <w:szCs w:val="24"/>
+        </w:rPr>
+        <w:t xml:space="preserve"> the KPI</w:t>
+      </w:r>
+      <w:r>
+        <w:rPr>
+          <w:rFonts w:hint="default" w:ascii="Times New Roman" w:hAnsi="Times New Roman" w:eastAsia="SimSun" w:cs="Times New Roman"/>
+          <w:sz w:val="24"/>
+          <w:szCs w:val="24"/>
+          <w:lang w:val="en-US"/>
+        </w:rPr>
+        <w:t>s</w:t>
+      </w:r>
+      <w:r>
+        <w:rPr>
+          <w:rFonts w:hint="default" w:ascii="Times New Roman" w:hAnsi="Times New Roman" w:eastAsia="SimSun" w:cs="Times New Roman"/>
+          <w:sz w:val="24"/>
+          <w:szCs w:val="24"/>
+        </w:rPr>
+        <w:t xml:space="preserve"> for my project</w:t>
+      </w:r>
+      <w:r>
+        <w:rPr>
+          <w:rFonts w:hint="default" w:ascii="Times New Roman" w:hAnsi="Times New Roman" w:eastAsia="SimSun" w:cs="Times New Roman"/>
+          <w:sz w:val="24"/>
+          <w:szCs w:val="24"/>
+          <w:lang w:val="en-US"/>
+        </w:rPr>
+        <w:t>?</w:t>
       </w:r>
     </w:p>
     <w:p>
@@ -19510,20 +20393,113 @@
     </w:p>
     <w:p>
       <w:pPr>
+        <w:pStyle w:val="19"/>
+        <w:keepNext w:val="0"/>
+        <w:keepLines w:val="0"/>
+        <w:widowControl/>
+        <w:suppressLineNumbers w:val="0"/>
+      </w:pPr>
+      <w:r>
+        <w:drawing>
+          <wp:inline distT="0" distB="0" distL="114300" distR="114300">
+            <wp:extent cx="6814185" cy="3597910"/>
+            <wp:effectExtent l="0" t="0" r="5715" b="8890"/>
+            <wp:docPr id="14" name="Picture 1" descr="IMG_256"/>
+            <wp:cNvGraphicFramePr>
+              <a:graphicFrameLocks xmlns:a="http://schemas.openxmlformats.org/drawingml/2006/main" noChangeAspect="1"/>
+            </wp:cNvGraphicFramePr>
+            <a:graphic xmlns:a="http://schemas.openxmlformats.org/drawingml/2006/main">
+              <a:graphicData uri="http://schemas.openxmlformats.org/drawingml/2006/picture">
+                <pic:pic xmlns:pic="http://schemas.openxmlformats.org/drawingml/2006/picture">
+                  <pic:nvPicPr>
+                    <pic:cNvPr id="14" name="Picture 1" descr="IMG_256"/>
+                    <pic:cNvPicPr>
+                      <a:picLocks noChangeAspect="1"/>
+                    </pic:cNvPicPr>
+                  </pic:nvPicPr>
+                  <pic:blipFill>
+                    <a:blip r:embed="rId18"/>
+                    <a:stretch>
+                      <a:fillRect/>
+                    </a:stretch>
+                  </pic:blipFill>
+                  <pic:spPr>
+                    <a:xfrm>
+                      <a:off x="0" y="0"/>
+                      <a:ext cx="6814185" cy="3597910"/>
+                    </a:xfrm>
+                    <a:prstGeom prst="rect">
+                      <a:avLst/>
+                    </a:prstGeom>
+                    <a:noFill/>
+                    <a:ln w="9525">
+                      <a:noFill/>
+                    </a:ln>
+                  </pic:spPr>
+                </pic:pic>
+              </a:graphicData>
+            </a:graphic>
+          </wp:inline>
+        </w:drawing>
+      </w:r>
+    </w:p>
+    <w:p>
+      <w:pPr>
+        <w:pStyle w:val="19"/>
+        <w:keepNext w:val="0"/>
+        <w:keepLines w:val="0"/>
+        <w:widowControl/>
+        <w:suppressLineNumbers w:val="0"/>
+      </w:pPr>
+      <w:r>
+        <w:drawing>
+          <wp:inline distT="0" distB="0" distL="114300" distR="114300">
+            <wp:extent cx="6734810" cy="3754755"/>
+            <wp:effectExtent l="0" t="0" r="8890" b="4445"/>
+            <wp:docPr id="15" name="Picture 2" descr="IMG_256"/>
+            <wp:cNvGraphicFramePr>
+              <a:graphicFrameLocks xmlns:a="http://schemas.openxmlformats.org/drawingml/2006/main" noChangeAspect="1"/>
+            </wp:cNvGraphicFramePr>
+            <a:graphic xmlns:a="http://schemas.openxmlformats.org/drawingml/2006/main">
+              <a:graphicData uri="http://schemas.openxmlformats.org/drawingml/2006/picture">
+                <pic:pic xmlns:pic="http://schemas.openxmlformats.org/drawingml/2006/picture">
+                  <pic:nvPicPr>
+                    <pic:cNvPr id="15" name="Picture 2" descr="IMG_256"/>
+                    <pic:cNvPicPr>
+                      <a:picLocks noChangeAspect="1"/>
+                    </pic:cNvPicPr>
+                  </pic:nvPicPr>
+                  <pic:blipFill>
+                    <a:blip r:embed="rId19"/>
+                    <a:stretch>
+                      <a:fillRect/>
+                    </a:stretch>
+                  </pic:blipFill>
+                  <pic:spPr>
+                    <a:xfrm>
+                      <a:off x="0" y="0"/>
+                      <a:ext cx="6734810" cy="3754755"/>
+                    </a:xfrm>
+                    <a:prstGeom prst="rect">
+                      <a:avLst/>
+                    </a:prstGeom>
+                    <a:noFill/>
+                    <a:ln w="9525">
+                      <a:noFill/>
+                    </a:ln>
+                  </pic:spPr>
+                </pic:pic>
+              </a:graphicData>
+            </a:graphic>
+          </wp:inline>
+        </w:drawing>
+      </w:r>
+    </w:p>
+    <w:p>
+      <w:pPr>
         <w:spacing w:before="60" w:after="80"/>
         <w:jc w:val="both"/>
       </w:pPr>
-      <w:r>
-        <w:rPr>
-          <w:i/>
-          <w:iCs/>
-          <w:color w:val="607D8B"/>
-          <w:sz w:val="20"/>
-          <w:szCs w:val="20"/>
-          <w:lang w:val="en-US"/>
-        </w:rPr>
-        <w:t>[Insert any additional screenshots, code snippets, or supplementary visuals here that were not included in the main chapters.]</w:t>
-      </w:r>
     </w:p>
     <w:sectPr>
       <w:headerReference r:id="rId3" w:type="default"/>
@@ -19728,6 +20704,30 @@
     </w:lvl>
   </w:abstractNum>
   <w:abstractNum w:abstractNumId="5">
+    <w:nsid w:val="9D6CDA52"/>
+    <w:multiLevelType w:val="singleLevel"/>
+    <w:tmpl w:val="9D6CDA52"/>
+    <w:lvl w:ilvl="0" w:tentative="0">
+      <w:start w:val="1"/>
+      <w:numFmt w:val="decimal"/>
+      <w:suff w:val="space"/>
+      <w:lvlText w:val="%1."/>
+      <w:lvlJc w:val="left"/>
+    </w:lvl>
+  </w:abstractNum>
+  <w:abstractNum w:abstractNumId="6">
+    <w:nsid w:val="B46CC19D"/>
+    <w:multiLevelType w:val="singleLevel"/>
+    <w:tmpl w:val="B46CC19D"/>
+    <w:lvl w:ilvl="0" w:tentative="0">
+      <w:start w:val="1"/>
+      <w:numFmt w:val="decimal"/>
+      <w:suff w:val="space"/>
+      <w:lvlText w:val="%1."/>
+      <w:lvlJc w:val="left"/>
+    </w:lvl>
+  </w:abstractNum>
+  <w:abstractNum w:abstractNumId="7">
     <w:nsid w:val="C7C3D097"/>
     <w:multiLevelType w:val="singleLevel"/>
     <w:tmpl w:val="C7C3D097"/>
@@ -19747,7 +20747,7 @@
       </w:rPr>
     </w:lvl>
   </w:abstractNum>
-  <w:abstractNum w:abstractNumId="6">
+  <w:abstractNum w:abstractNumId="8">
     <w:nsid w:val="EB19BCC6"/>
     <w:multiLevelType w:val="singleLevel"/>
     <w:tmpl w:val="EB19BCC6"/>
@@ -19767,7 +20767,7 @@
       </w:rPr>
     </w:lvl>
   </w:abstractNum>
-  <w:abstractNum w:abstractNumId="7">
+  <w:abstractNum w:abstractNumId="9">
     <w:nsid w:val="F02B2ED6"/>
     <w:multiLevelType w:val="singleLevel"/>
     <w:tmpl w:val="F02B2ED6"/>
@@ -19787,7 +20787,7 @@
       </w:rPr>
     </w:lvl>
   </w:abstractNum>
-  <w:abstractNum w:abstractNumId="8">
+  <w:abstractNum w:abstractNumId="10">
     <w:nsid w:val="F22E6B20"/>
     <w:multiLevelType w:val="singleLevel"/>
     <w:tmpl w:val="F22E6B20"/>
@@ -19807,7 +20807,7 @@
       </w:rPr>
     </w:lvl>
   </w:abstractNum>
-  <w:abstractNum w:abstractNumId="9">
+  <w:abstractNum w:abstractNumId="11">
     <w:nsid w:val="053441DB"/>
     <w:multiLevelType w:val="singleLevel"/>
     <w:tmpl w:val="053441DB"/>
@@ -19827,7 +20827,7 @@
       </w:rPr>
     </w:lvl>
   </w:abstractNum>
-  <w:abstractNum w:abstractNumId="10">
+  <w:abstractNum w:abstractNumId="12">
     <w:nsid w:val="090F74E0"/>
     <w:multiLevelType w:val="singleLevel"/>
     <w:tmpl w:val="090F74E0"/>
@@ -19847,69 +20847,7 @@
       </w:rPr>
     </w:lvl>
   </w:abstractNum>
-  <w:abstractNum w:abstractNumId="11">
-    <w:nsid w:val="169DBE08"/>
-    <w:multiLevelType w:val="multilevel"/>
-    <w:tmpl w:val="169DBE08"/>
-    <w:lvl w:ilvl="0" w:tentative="0">
-      <w:start w:val="1"/>
-      <w:numFmt w:val="bullet"/>
-      <w:lvlText w:val="•"/>
-      <w:lvlJc w:val="left"/>
-      <w:pPr>
-        <w:ind w:left="720" w:hanging="360"/>
-      </w:pPr>
-    </w:lvl>
-    <w:lvl w:ilvl="1" w:tentative="0">
-      <w:start w:val="0"/>
-      <w:numFmt w:val="decimal"/>
-      <w:lvlText w:val=""/>
-      <w:lvlJc w:val="left"/>
-    </w:lvl>
-    <w:lvl w:ilvl="2" w:tentative="0">
-      <w:start w:val="0"/>
-      <w:numFmt w:val="decimal"/>
-      <w:lvlText w:val=""/>
-      <w:lvlJc w:val="left"/>
-    </w:lvl>
-    <w:lvl w:ilvl="3" w:tentative="0">
-      <w:start w:val="0"/>
-      <w:numFmt w:val="decimal"/>
-      <w:lvlText w:val=""/>
-      <w:lvlJc w:val="left"/>
-    </w:lvl>
-    <w:lvl w:ilvl="4" w:tentative="0">
-      <w:start w:val="0"/>
-      <w:numFmt w:val="decimal"/>
-      <w:lvlText w:val=""/>
-      <w:lvlJc w:val="left"/>
-    </w:lvl>
-    <w:lvl w:ilvl="5" w:tentative="0">
-      <w:start w:val="0"/>
-      <w:numFmt w:val="decimal"/>
-      <w:lvlText w:val=""/>
-      <w:lvlJc w:val="left"/>
-    </w:lvl>
-    <w:lvl w:ilvl="6" w:tentative="0">
-      <w:start w:val="0"/>
-      <w:numFmt w:val="decimal"/>
-      <w:lvlText w:val=""/>
-      <w:lvlJc w:val="left"/>
-    </w:lvl>
-    <w:lvl w:ilvl="7" w:tentative="0">
-      <w:start w:val="0"/>
-      <w:numFmt w:val="decimal"/>
-      <w:lvlText w:val=""/>
-      <w:lvlJc w:val="left"/>
-    </w:lvl>
-    <w:lvl w:ilvl="8" w:tentative="0">
-      <w:start w:val="0"/>
-      <w:numFmt w:val="decimal"/>
-      <w:lvlText w:val=""/>
-      <w:lvlJc w:val="left"/>
-    </w:lvl>
-  </w:abstractNum>
-  <w:abstractNum w:abstractNumId="12">
+  <w:abstractNum w:abstractNumId="13">
     <w:nsid w:val="4061C926"/>
     <w:multiLevelType w:val="multilevel"/>
     <w:tmpl w:val="4061C926"/>
@@ -20039,7 +20977,7 @@
     <w:abstractNumId w:val="1"/>
   </w:num>
   <w:num w:numId="2">
-    <w:abstractNumId w:val="8"/>
+    <w:abstractNumId w:val="10"/>
   </w:num>
   <w:num w:numId="3">
     <w:abstractNumId w:val="0"/>
@@ -20048,34 +20986,34 @@
     <w:abstractNumId w:val="2"/>
   </w:num>
   <w:num w:numId="5">
-    <w:abstractNumId w:val="12"/>
+    <w:abstractNumId w:val="13"/>
   </w:num>
   <w:num w:numId="6">
-    <w:abstractNumId w:val="5"/>
+    <w:abstractNumId w:val="7"/>
   </w:num>
   <w:num w:numId="7">
     <w:abstractNumId w:val="4"/>
   </w:num>
   <w:num w:numId="8">
-    <w:abstractNumId w:val="6"/>
+    <w:abstractNumId w:val="8"/>
   </w:num>
   <w:num w:numId="9">
     <w:abstractNumId w:val="3"/>
   </w:num>
   <w:num w:numId="10">
+    <w:abstractNumId w:val="11"/>
+  </w:num>
+  <w:num w:numId="11">
     <w:abstractNumId w:val="9"/>
   </w:num>
-  <w:num w:numId="11">
-    <w:abstractNumId w:val="7"/>
-  </w:num>
   <w:num w:numId="12">
-    <w:abstractNumId w:val="10"/>
+    <w:abstractNumId w:val="12"/>
   </w:num>
   <w:num w:numId="13">
-    <w:abstractNumId w:val="11"/>
-    <w:lvlOverride w:ilvl="0">
-      <w:startOverride w:val="1"/>
-    </w:lvlOverride>
+    <w:abstractNumId w:val="6"/>
+  </w:num>
+  <w:num w:numId="14">
+    <w:abstractNumId w:val="5"/>
   </w:num>
 </w:numbering>
 </file>
@@ -20156,7 +21094,7 @@
     <w:lsdException w:qFormat="1" w:unhideWhenUsed="0" w:uiPriority="10" w:semiHidden="0" w:name="Title"/>
     <w:lsdException w:uiPriority="99" w:name="Closing"/>
     <w:lsdException w:uiPriority="99" w:name="Signature"/>
-    <w:lsdException w:uiPriority="1" w:name="Default Paragraph Font"/>
+    <w:lsdException w:qFormat="1" w:uiPriority="1" w:name="Default Paragraph Font"/>
     <w:lsdException w:uiPriority="99" w:name="Body Text"/>
     <w:lsdException w:uiPriority="99" w:name="Body Text Indent"/>
     <w:lsdException w:uiPriority="99" w:name="List Continue"/>
@@ -20177,14 +21115,12 @@
     <w:lsdException w:uiPriority="99" w:name="Body Text Indent 3"/>
     <w:lsdException w:uiPriority="99" w:name="Block Text"/>
     <w:lsdException w:qFormat="1" w:uiPriority="99" w:semiHidden="0" w:name="Hyperlink"/>
-    <w:lsdException w:uiPriority="99" w:name="FollowedHyperlink"/>
+    <w:lsdException w:qFormat="1" w:uiPriority="99" w:name="FollowedHyperlink"/>
     <w:lsdException w:qFormat="1" w:unhideWhenUsed="0" w:uiPriority="22" w:semiHidden="0" w:name="Strong"/>
     <w:lsdException w:qFormat="1" w:unhideWhenUsed="0" w:uiPriority="20" w:semiHidden="0" w:name="Emphasis"/>
     <w:lsdException w:uiPriority="99" w:name="Document Map"/>
     <w:lsdException w:uiPriority="99" w:name="Plain Text"/>
     <w:lsdException w:uiPriority="99" w:name="E-mail Signature"/>
-    <w:lsdException w:unhideWhenUsed="0" w:uiPriority="0" w:semiHidden="0" w:name=""/>
-    <w:lsdException w:unhideWhenUsed="0" w:uiPriority="0" w:semiHidden="0" w:name=""/>
     <w:lsdException w:qFormat="1" w:uiPriority="99" w:name="Normal (Web)"/>
     <w:lsdException w:uiPriority="99" w:name="HTML Acronym"/>
     <w:lsdException w:uiPriority="99" w:name="HTML Address"/>
@@ -20192,7 +21128,7 @@
     <w:lsdException w:uiPriority="99" w:name="HTML Code"/>
     <w:lsdException w:uiPriority="99" w:name="HTML Definition"/>
     <w:lsdException w:uiPriority="99" w:name="HTML Keyboard"/>
-    <w:lsdException w:uiPriority="99" w:name="HTML Preformatted"/>
+    <w:lsdException w:qFormat="1" w:uiPriority="99" w:name="HTML Preformatted"/>
     <w:lsdException w:uiPriority="99" w:name="HTML Sample"/>
     <w:lsdException w:uiPriority="99" w:name="HTML Typewriter"/>
     <w:lsdException w:uiPriority="99" w:name="HTML Variable"/>
@@ -20388,6 +21324,7 @@
   </w:style>
   <w:style w:type="paragraph" w:styleId="4">
     <w:name w:val="heading 3"/>
+    <w:basedOn w:val="1"/>
     <w:semiHidden/>
     <w:unhideWhenUsed/>
     <w:qFormat/>
@@ -20460,6 +21397,7 @@
     <w:name w:val="Default Paragraph Font"/>
     <w:semiHidden/>
     <w:unhideWhenUsed/>
+    <w:qFormat/>
     <w:uiPriority w:val="1"/>
   </w:style>
   <w:style w:type="table" w:default="1" w:styleId="9">
@@ -20492,6 +21430,7 @@
     <w:basedOn w:val="8"/>
     <w:semiHidden/>
     <w:unhideWhenUsed/>
+    <w:qFormat/>
     <w:uiPriority w:val="99"/>
     <w:rPr>
       <w:color w:val="464FEB"/>
@@ -20501,7 +21440,7 @@
   <w:style w:type="paragraph" w:styleId="12">
     <w:name w:val="footer"/>
     <w:basedOn w:val="1"/>
-    <w:link w:val="29"/>
+    <w:link w:val="30"/>
     <w:unhideWhenUsed/>
     <w:uiPriority w:val="99"/>
     <w:pPr>
@@ -20522,7 +21461,7 @@
   </w:style>
   <w:style w:type="paragraph" w:styleId="14">
     <w:name w:val="footnote text"/>
-    <w:link w:val="24"/>
+    <w:link w:val="25"/>
     <w:semiHidden/>
     <w:unhideWhenUsed/>
     <w:uiPriority w:val="99"/>
@@ -20536,7 +21475,7 @@
   <w:style w:type="paragraph" w:styleId="15">
     <w:name w:val="header"/>
     <w:basedOn w:val="1"/>
-    <w:link w:val="28"/>
+    <w:link w:val="29"/>
     <w:unhideWhenUsed/>
     <w:qFormat/>
     <w:uiPriority w:val="99"/>
@@ -20563,6 +21502,7 @@
     <w:name w:val="HTML Preformatted"/>
     <w:semiHidden/>
     <w:unhideWhenUsed/>
+    <w:qFormat/>
     <w:uiPriority w:val="99"/>
     <w:pPr>
       <w:tabs>
@@ -20632,7 +21572,26 @@
       <w:bCs/>
     </w:rPr>
   </w:style>
-  <w:style w:type="paragraph" w:styleId="21">
+  <w:style w:type="table" w:styleId="21">
+    <w:name w:val="Table Grid"/>
+    <w:basedOn w:val="9"/>
+    <w:uiPriority w:val="39"/>
+    <w:pPr>
+      <w:widowControl w:val="0"/>
+      <w:jc w:val="both"/>
+    </w:pPr>
+    <w:tblPr>
+      <w:tblBorders>
+        <w:top w:val="single" w:color="auto" w:sz="4" w:space="0"/>
+        <w:left w:val="single" w:color="auto" w:sz="4" w:space="0"/>
+        <w:bottom w:val="single" w:color="auto" w:sz="4" w:space="0"/>
+        <w:right w:val="single" w:color="auto" w:sz="4" w:space="0"/>
+        <w:insideH w:val="single" w:color="auto" w:sz="4" w:space="0"/>
+        <w:insideV w:val="single" w:color="auto" w:sz="4" w:space="0"/>
+      </w:tblBorders>
+    </w:tblPr>
+  </w:style>
+  <w:style w:type="paragraph" w:styleId="22">
     <w:name w:val="Title"/>
     <w:qFormat/>
     <w:uiPriority w:val="10"/>
@@ -20643,7 +21602,7 @@
       <w:lang w:val="en-IN" w:eastAsia="en-IN" w:bidi="ar-SA"/>
     </w:rPr>
   </w:style>
-  <w:style w:type="paragraph" w:customStyle="1" w:styleId="22">
+  <w:style w:type="paragraph" w:customStyle="1" w:styleId="23">
     <w:name w:val="Strong1"/>
     <w:qFormat/>
     <w:uiPriority w:val="0"/>
@@ -20656,7 +21615,7 @@
       <w:lang w:val="en-IN" w:eastAsia="en-IN" w:bidi="ar-SA"/>
     </w:rPr>
   </w:style>
-  <w:style w:type="paragraph" w:styleId="23">
+  <w:style w:type="paragraph" w:styleId="24">
     <w:name w:val="List Paragraph"/>
     <w:qFormat/>
     <w:uiPriority w:val="0"/>
@@ -20667,7 +21626,7 @@
       <w:lang w:val="en-IN" w:eastAsia="en-IN" w:bidi="ar-SA"/>
     </w:rPr>
   </w:style>
-  <w:style w:type="character" w:customStyle="1" w:styleId="24">
+  <w:style w:type="character" w:customStyle="1" w:styleId="25">
     <w:name w:val="Footnote Text Char"/>
     <w:link w:val="14"/>
     <w:semiHidden/>
@@ -20679,7 +21638,7 @@
       <w:szCs w:val="20"/>
     </w:rPr>
   </w:style>
-  <w:style w:type="paragraph" w:customStyle="1" w:styleId="25">
+  <w:style w:type="paragraph" w:customStyle="1" w:styleId="26">
     <w:name w:val="heading 10"/>
     <w:qFormat/>
     <w:uiPriority w:val="0"/>
@@ -20697,7 +21656,7 @@
       <w:lang w:val="en-IN" w:eastAsia="en-IN" w:bidi="ar-SA"/>
     </w:rPr>
   </w:style>
-  <w:style w:type="paragraph" w:customStyle="1" w:styleId="26">
+  <w:style w:type="paragraph" w:customStyle="1" w:styleId="27">
     <w:name w:val="heading 20"/>
     <w:qFormat/>
     <w:uiPriority w:val="0"/>
@@ -20715,7 +21674,7 @@
       <w:lang w:val="en-IN" w:eastAsia="en-IN" w:bidi="ar-SA"/>
     </w:rPr>
   </w:style>
-  <w:style w:type="paragraph" w:customStyle="1" w:styleId="27">
+  <w:style w:type="paragraph" w:customStyle="1" w:styleId="28">
     <w:name w:val="heading 30"/>
     <w:qFormat/>
     <w:uiPriority w:val="0"/>
@@ -20733,24 +21692,25 @@
       <w:lang w:val="en-IN" w:eastAsia="en-IN" w:bidi="ar-SA"/>
     </w:rPr>
   </w:style>
-  <w:style w:type="character" w:customStyle="1" w:styleId="28">
+  <w:style w:type="character" w:customStyle="1" w:styleId="29">
     <w:name w:val="Header Char"/>
     <w:basedOn w:val="8"/>
     <w:link w:val="15"/>
     <w:qFormat/>
     <w:uiPriority w:val="99"/>
   </w:style>
-  <w:style w:type="character" w:customStyle="1" w:styleId="29">
+  <w:style w:type="character" w:customStyle="1" w:styleId="30">
     <w:name w:val="Footer Char"/>
     <w:basedOn w:val="8"/>
     <w:link w:val="12"/>
     <w:qFormat/>
     <w:uiPriority w:val="99"/>
   </w:style>
-  <w:style w:type="paragraph" w:styleId="30">
-    <w:name w:val=""/>
+  <w:style w:type="paragraph" w:customStyle="1" w:styleId="31">
+    <w:name w:val="_Style 29"/>
     <w:basedOn w:val="1"/>
     <w:next w:val="1"/>
+    <w:qFormat/>
     <w:uiPriority w:val="0"/>
     <w:pPr>
       <w:pBdr>
@@ -20764,10 +21724,11 @@
       <w:sz w:val="16"/>
     </w:rPr>
   </w:style>
-  <w:style w:type="paragraph" w:styleId="31">
-    <w:name w:val=""/>
+  <w:style w:type="paragraph" w:customStyle="1" w:styleId="32">
+    <w:name w:val="_Style 30"/>
     <w:basedOn w:val="1"/>
     <w:next w:val="1"/>
+    <w:qFormat/>
     <w:uiPriority w:val="0"/>
     <w:pPr>
       <w:pBdr>
